--- a/docs/guides/XDR_YARA_Scanner_Guide.docx
+++ b/docs/guides/XDR_YARA_Scanner_Guide.docx
@@ -35,32 +35,6 @@
         <w:t xml:space="preserve">Version 2.0 · 2026-07-10</w:t>
       </w:r>
     </w:p>
-    <w:sdt>
-      <w:sdtPr>
-        <w:docPartObj>
-          <w:docPartGallery w:val="Table of Contents"/>
-          <w:docPartUnique/>
-        </w:docPartObj>
-      </w:sdtPr>
-      <w:sdtContent>
-        <w:p>
-          <w:pPr>
-            <w:pStyle w:val="TOCHeading"/>
-          </w:pPr>
-          <w:r>
-            <w:t xml:space="preserve">Table of Contents</w:t>
-          </w:r>
-        </w:p>
-        <w:p>
-          <w:r>
-            <w:fldChar w:fldCharType="begin" w:dirty="true"/>
-            <w:instrText xml:space="preserve">TOC \o "1-2" \h \z \u</w:instrText>
-            <w:fldChar w:fldCharType="separate"/>
-            <w:fldChar w:fldCharType="end"/>
-          </w:r>
-        </w:p>
-      </w:sdtContent>
-    </w:sdt>
     <w:p>
       <w:r>
         <w:pict>
@@ -291,7 +265,16 @@
               <w:pStyle w:val="Compact"/>
             </w:pPr>
             <w:r>
-              <w:t xml:space="preserve">One alert per YARA match → feeds XDR incident creation</w:t>
+              <w:t xml:space="preserve">One alert per distinct finding (</w:t>
+            </w:r>
+            <w:r>
+              <w:rPr>
+                <w:rStyle w:val="VerbatimChar"/>
+              </w:rPr>
+              <w:t xml:space="preserve">rule + file@offset</w:t>
+            </w:r>
+            <w:r>
+              <w:t xml:space="preserve">) → feeds XDR incident creation</w:t>
             </w:r>
           </w:p>
         </w:tc>
@@ -328,7 +311,7 @@
               <w:rPr>
                 <w:rStyle w:val="VerbatimChar"/>
               </w:rPr>
-              <w:t xml:space="preserve">yara_scanner_matches</w:t>
+              <w:t xml:space="preserve">yara_scanner_matches_v2_&lt;host&gt;</w:t>
             </w:r>
             <w:r>
               <w:t xml:space="preserve"> </w:t>
@@ -354,7 +337,16 @@
               <w:pStyle w:val="Compact"/>
             </w:pPr>
             <w:r>
-              <w:t xml:space="preserve">One row per matched string, for XQL/dashboards</w:t>
+              <w:t xml:space="preserve">One row per matched string; per-endpoint shard, queried via</w:t>
+            </w:r>
+            <w:r>
+              <w:t xml:space="preserve"> </w:t>
+            </w:r>
+            <w:r>
+              <w:rPr>
+                <w:rStyle w:val="VerbatimChar"/>
+              </w:rPr>
+              <w:t xml:space="preserve">yara_scanner_matches*</w:t>
             </w:r>
           </w:p>
         </w:tc>
@@ -391,7 +383,7 @@
               <w:rPr>
                 <w:rStyle w:val="VerbatimChar"/>
               </w:rPr>
-              <w:t xml:space="preserve">yara_scanner_scans</w:t>
+              <w:t xml:space="preserve">yara_scanner_scans_v2_&lt;host&gt;</w:t>
             </w:r>
           </w:p>
         </w:tc>
@@ -754,7 +746,7 @@
               <w:pStyle w:val="Compact"/>
             </w:pPr>
             <w:r>
-              <w:t xml:space="preserve">Batched writes to</w:t>
+              <w:t xml:space="preserve">Batched writes to the per-endpoint</w:t>
             </w:r>
             <w:r>
               <w:t xml:space="preserve"> </w:t>
@@ -763,13 +755,13 @@
               <w:rPr>
                 <w:rStyle w:val="VerbatimChar"/>
               </w:rPr>
-              <w:t xml:space="preserve">yara_scanner_matches</w:t>
+              <w:t xml:space="preserve">yara_scanner_matches_v2_*</w:t>
             </w:r>
             <w:r>
               <w:t xml:space="preserve"> </w:t>
             </w:r>
             <w:r>
-              <w:t xml:space="preserve">and</w:t>
+              <w:t xml:space="preserve">/</w:t>
             </w:r>
             <w:r>
               <w:t xml:space="preserve"> </w:t>
@@ -778,7 +770,13 @@
               <w:rPr>
                 <w:rStyle w:val="VerbatimChar"/>
               </w:rPr>
-              <w:t xml:space="preserve">yara_scanner_scans</w:t>
+              <w:t xml:space="preserve">yara_scanner_scans_v2_*</w:t>
+            </w:r>
+            <w:r>
+              <w:t xml:space="preserve"> </w:t>
+            </w:r>
+            <w:r>
+              <w:t xml:space="preserve">shards</w:t>
             </w:r>
           </w:p>
         </w:tc>
@@ -4483,7 +4481,7 @@
       </w:r>
     </w:p>
     <w:bookmarkEnd w:id="26"/>
-    <w:bookmarkStart w:id="29" w:name="datasets-schema"/>
+    <w:bookmarkStart w:id="31" w:name="datasets-schema"/>
     <w:p>
       <w:pPr>
         <w:pStyle w:val="Heading1"/>
@@ -4492,22 +4490,13 @@
         <w:t xml:space="preserve">11. Datasets &amp; Schema</w:t>
       </w:r>
     </w:p>
-    <w:bookmarkStart w:id="27" w:name="Xf409744d795698bc5bf39f4a921195f489a3349"/>
+    <w:bookmarkStart w:id="27" w:name="Xbe5fb7cf8478faa2415622a966d0e5bb49ffa9d"/>
     <w:p>
       <w:pPr>
         <w:pStyle w:val="Heading2"/>
       </w:pPr>
       <w:r>
-        <w:rPr>
-          <w:rStyle w:val="VerbatimChar"/>
-        </w:rPr>
-        <w:t xml:space="preserve">yara_scanner_matches</w:t>
-      </w:r>
-      <w:r>
-        <w:t xml:space="preserve"> </w:t>
-      </w:r>
-      <w:r>
-        <w:t xml:space="preserve">— one row per matched string</w:t>
+        <w:t xml:space="preserve">Per-writer sharding (why the names have a suffix)</w:t>
       </w:r>
     </w:p>
     <w:p>
@@ -4515,477 +4504,22 @@
         <w:pStyle w:val="FirstParagraph"/>
       </w:pPr>
       <w:r>
-        <w:rPr>
-          <w:rStyle w:val="VerbatimChar"/>
-        </w:rPr>
-        <w:t xml:space="preserve">tenant_id</w:t>
-      </w:r>
-      <w:r>
-        <w:t xml:space="preserve">,</w:t>
-      </w:r>
-      <w:r>
-        <w:t xml:space="preserve"> </w:t>
-      </w:r>
-      <w:r>
-        <w:rPr>
-          <w:rStyle w:val="VerbatimChar"/>
-        </w:rPr>
-        <w:t xml:space="preserve">scan_id</w:t>
-      </w:r>
-      <w:r>
-        <w:t xml:space="preserve">,</w:t>
-      </w:r>
-      <w:r>
-        <w:t xml:space="preserve"> </w:t>
-      </w:r>
-      <w:r>
-        <w:rPr>
-          <w:rStyle w:val="VerbatimChar"/>
-        </w:rPr>
-        <w:t xml:space="preserve">run_id</w:t>
-      </w:r>
-      <w:r>
-        <w:t xml:space="preserve">,</w:t>
-      </w:r>
-      <w:r>
-        <w:t xml:space="preserve"> </w:t>
-      </w:r>
-      <w:r>
-        <w:rPr>
-          <w:rStyle w:val="VerbatimChar"/>
-        </w:rPr>
-        <w:t xml:space="preserve">scan_date</w:t>
-      </w:r>
-      <w:r>
-        <w:t xml:space="preserve">,</w:t>
-      </w:r>
-      <w:r>
-        <w:t xml:space="preserve"> </w:t>
-      </w:r>
-      <w:r>
-        <w:rPr>
-          <w:rStyle w:val="VerbatimChar"/>
-        </w:rPr>
-        <w:t xml:space="preserve">hostname</w:t>
-      </w:r>
-      <w:r>
-        <w:t xml:space="preserve">,</w:t>
-      </w:r>
-      <w:r>
-        <w:t xml:space="preserve"> </w:t>
-      </w:r>
-      <w:r>
-        <w:rPr>
-          <w:rStyle w:val="VerbatimChar"/>
-        </w:rPr>
-        <w:t xml:space="preserve">os_info</w:t>
-      </w:r>
-      <w:r>
-        <w:t xml:space="preserve">,</w:t>
-      </w:r>
-      <w:r>
-        <w:t xml:space="preserve"> </w:t>
-      </w:r>
-      <w:r>
-        <w:rPr>
-          <w:rStyle w:val="VerbatimChar"/>
-        </w:rPr>
-        <w:t xml:space="preserve">ip_address</w:t>
-      </w:r>
-      <w:r>
-        <w:t xml:space="preserve">,</w:t>
-      </w:r>
-      <w:r>
-        <w:t xml:space="preserve"> </w:t>
-      </w:r>
-      <w:r>
-        <w:rPr>
-          <w:rStyle w:val="VerbatimChar"/>
-        </w:rPr>
-        <w:t xml:space="preserve">rule</w:t>
-      </w:r>
-      <w:r>
-        <w:t xml:space="preserve">,</w:t>
-      </w:r>
-      <w:r>
-        <w:t xml:space="preserve"> </w:t>
-      </w:r>
-      <w:r>
-        <w:rPr>
-          <w:rStyle w:val="VerbatimChar"/>
-        </w:rPr>
-        <w:t xml:space="preserve">filename</w:t>
-      </w:r>
-      <w:r>
-        <w:t xml:space="preserve">,</w:t>
-      </w:r>
-      <w:r>
-        <w:t xml:space="preserve"> </w:t>
-      </w:r>
-      <w:r>
-        <w:rPr>
-          <w:rStyle w:val="VerbatimChar"/>
-        </w:rPr>
-        <w:t xml:space="preserve">file_sha256</w:t>
-      </w:r>
-      <w:r>
-        <w:t xml:space="preserve">,</w:t>
-      </w:r>
-      <w:r>
-        <w:t xml:space="preserve"> </w:t>
-      </w:r>
-      <w:r>
-        <w:rPr>
-          <w:rStyle w:val="VerbatimChar"/>
-        </w:rPr>
-        <w:t xml:space="preserve">file_creation_time</w:t>
-      </w:r>
-      <w:r>
-        <w:t xml:space="preserve">,</w:t>
-      </w:r>
-      <w:r>
-        <w:t xml:space="preserve"> </w:t>
-      </w:r>
-      <w:r>
-        <w:rPr>
-          <w:rStyle w:val="VerbatimChar"/>
-        </w:rPr>
-        <w:t xml:space="preserve">match</w:t>
-      </w:r>
-      <w:r>
-        <w:t xml:space="preserve">,</w:t>
-      </w:r>
-      <w:r>
-        <w:t xml:space="preserve"> </w:t>
-      </w:r>
-      <w:r>
-        <w:rPr>
-          <w:rStyle w:val="VerbatimChar"/>
-        </w:rPr>
-        <w:t xml:space="preserve">offset</w:t>
-      </w:r>
-      <w:r>
-        <w:t xml:space="preserve">,</w:t>
-      </w:r>
-      <w:r>
-        <w:t xml:space="preserve"> </w:t>
-      </w:r>
-      <w:r>
-        <w:rPr>
-          <w:rStyle w:val="VerbatimChar"/>
-        </w:rPr>
-        <w:t xml:space="preserve">string</w:t>
-      </w:r>
-      <w:r>
-        <w:t xml:space="preserve">,</w:t>
-      </w:r>
-      <w:r>
-        <w:t xml:space="preserve"> </w:t>
-      </w:r>
-      <w:r>
-        <w:rPr>
-          <w:rStyle w:val="VerbatimChar"/>
-        </w:rPr>
-        <w:t xml:space="preserve">severity</w:t>
-      </w:r>
-      <w:r>
-        <w:t xml:space="preserve">,</w:t>
-      </w:r>
-      <w:r>
-        <w:t xml:space="preserve"> </w:t>
-      </w:r>
-      <w:r>
-        <w:rPr>
-          <w:rStyle w:val="VerbatimChar"/>
-        </w:rPr>
-        <w:t xml:space="preserve">event_timestamp_ms</w:t>
-      </w:r>
-      <w:r>
-        <w:t xml:space="preserve">,</w:t>
-      </w:r>
-      <w:r>
-        <w:t xml:space="preserve"> </w:t>
-      </w:r>
-      <w:r>
-        <w:rPr>
-          <w:rStyle w:val="VerbatimChar"/>
-        </w:rPr>
-        <w:t xml:space="preserve">date_of_scan</w:t>
-      </w:r>
-      <w:r>
-        <w:t xml:space="preserve">.</w:t>
-      </w:r>
-    </w:p>
-    <w:bookmarkEnd w:id="27"/>
-    <w:bookmarkStart w:id="28" w:name="yara_scanner_scans-scan-lifecycle"/>
-    <w:p>
-      <w:pPr>
-        <w:pStyle w:val="Heading2"/>
-      </w:pPr>
-      <w:r>
-        <w:rPr>
-          <w:rStyle w:val="VerbatimChar"/>
-        </w:rPr>
-        <w:t xml:space="preserve">yara_scanner_scans</w:t>
-      </w:r>
-      <w:r>
-        <w:t xml:space="preserve"> </w:t>
-      </w:r>
-      <w:r>
-        <w:t xml:space="preserve">— scan lifecycle</w:t>
-      </w:r>
-    </w:p>
-    <w:p>
-      <w:pPr>
-        <w:pStyle w:val="FirstParagraph"/>
-      </w:pPr>
-      <w:r>
-        <w:rPr>
-          <w:rStyle w:val="VerbatimChar"/>
-        </w:rPr>
-        <w:t xml:space="preserve">tenant_id</w:t>
-      </w:r>
-      <w:r>
-        <w:t xml:space="preserve">,</w:t>
-      </w:r>
-      <w:r>
-        <w:t xml:space="preserve"> </w:t>
-      </w:r>
-      <w:r>
-        <w:rPr>
-          <w:rStyle w:val="VerbatimChar"/>
-        </w:rPr>
-        <w:t xml:space="preserve">scan_id</w:t>
-      </w:r>
-      <w:r>
-        <w:t xml:space="preserve">,</w:t>
-      </w:r>
-      <w:r>
-        <w:t xml:space="preserve"> </w:t>
-      </w:r>
-      <w:r>
-        <w:rPr>
-          <w:rStyle w:val="VerbatimChar"/>
-        </w:rPr>
-        <w:t xml:space="preserve">run_id</w:t>
-      </w:r>
-      <w:r>
-        <w:t xml:space="preserve">,</w:t>
-      </w:r>
-      <w:r>
-        <w:t xml:space="preserve"> </w:t>
-      </w:r>
-      <w:r>
-        <w:rPr>
-          <w:rStyle w:val="VerbatimChar"/>
-        </w:rPr>
-        <w:t xml:space="preserve">scan_date</w:t>
-      </w:r>
-      <w:r>
-        <w:t xml:space="preserve">,</w:t>
-      </w:r>
-      <w:r>
-        <w:t xml:space="preserve"> </w:t>
-      </w:r>
-      <w:r>
-        <w:rPr>
-          <w:rStyle w:val="VerbatimChar"/>
-        </w:rPr>
-        <w:t xml:space="preserve">hostname</w:t>
-      </w:r>
-      <w:r>
-        <w:t xml:space="preserve">,</w:t>
-      </w:r>
-      <w:r>
-        <w:t xml:space="preserve"> </w:t>
-      </w:r>
-      <w:r>
-        <w:rPr>
-          <w:rStyle w:val="VerbatimChar"/>
-        </w:rPr>
-        <w:t xml:space="preserve">os_info</w:t>
-      </w:r>
-      <w:r>
-        <w:t xml:space="preserve">,</w:t>
-      </w:r>
-      <w:r>
-        <w:t xml:space="preserve"> </w:t>
-      </w:r>
-      <w:r>
-        <w:rPr>
-          <w:rStyle w:val="VerbatimChar"/>
-        </w:rPr>
-        <w:t xml:space="preserve">ip_address</w:t>
-      </w:r>
-      <w:r>
-        <w:t xml:space="preserve">,</w:t>
-      </w:r>
-      <w:r>
-        <w:t xml:space="preserve"> </w:t>
-      </w:r>
-      <w:r>
-        <w:rPr>
-          <w:rStyle w:val="VerbatimChar"/>
-        </w:rPr>
-        <w:t xml:space="preserve">status</w:t>
-      </w:r>
-      <w:r>
-        <w:t xml:space="preserve"> </w:t>
-      </w:r>
-      <w:r>
-        <w:t xml:space="preserve">(initiated/running/completed/cancelled/failed),</w:t>
-      </w:r>
-      <w:r>
-        <w:t xml:space="preserve"> </w:t>
-      </w:r>
-      <w:r>
-        <w:rPr>
-          <w:rStyle w:val="VerbatimChar"/>
-        </w:rPr>
-        <w:t xml:space="preserve">files_scanned</w:t>
-      </w:r>
-      <w:r>
-        <w:t xml:space="preserve">,</w:t>
-      </w:r>
-      <w:r>
-        <w:t xml:space="preserve"> </w:t>
-      </w:r>
-      <w:r>
-        <w:rPr>
-          <w:rStyle w:val="VerbatimChar"/>
-        </w:rPr>
-        <w:t xml:space="preserve">files_skipped</w:t>
-      </w:r>
-      <w:r>
-        <w:t xml:space="preserve">,</w:t>
-      </w:r>
-      <w:r>
-        <w:t xml:space="preserve"> </w:t>
-      </w:r>
-      <w:r>
-        <w:rPr>
-          <w:rStyle w:val="VerbatimChar"/>
-        </w:rPr>
-        <w:t xml:space="preserve">detections</w:t>
-      </w:r>
-      <w:r>
-        <w:t xml:space="preserve">,</w:t>
-      </w:r>
-      <w:r>
-        <w:t xml:space="preserve"> </w:t>
-      </w:r>
-      <w:r>
-        <w:rPr>
-          <w:rStyle w:val="VerbatimChar"/>
-        </w:rPr>
-        <w:t xml:space="preserve">valid_rules</w:t>
-      </w:r>
-      <w:r>
-        <w:t xml:space="preserve">,</w:t>
-      </w:r>
-      <w:r>
-        <w:t xml:space="preserve"> </w:t>
-      </w:r>
-      <w:r>
-        <w:rPr>
-          <w:rStyle w:val="VerbatimChar"/>
-        </w:rPr>
-        <w:t xml:space="preserve">failed_rules</w:t>
-      </w:r>
-      <w:r>
-        <w:t xml:space="preserve">,</w:t>
-      </w:r>
-      <w:r>
-        <w:t xml:space="preserve"> </w:t>
-      </w:r>
-      <w:r>
-        <w:rPr>
-          <w:rStyle w:val="VerbatimChar"/>
-        </w:rPr>
-        <w:t xml:space="preserve">scan_rate_fps</w:t>
-      </w:r>
-      <w:r>
-        <w:t xml:space="preserve">,</w:t>
-      </w:r>
-      <w:r>
-        <w:t xml:space="preserve"> </w:t>
-      </w:r>
-      <w:r>
-        <w:rPr>
-          <w:rStyle w:val="VerbatimChar"/>
-        </w:rPr>
-        <w:t xml:space="preserve">elapsed_secs</w:t>
-      </w:r>
-      <w:r>
-        <w:t xml:space="preserve">,</w:t>
-      </w:r>
-      <w:r>
-        <w:t xml:space="preserve"> </w:t>
-      </w:r>
-      <w:r>
-        <w:rPr>
-          <w:rStyle w:val="VerbatimChar"/>
-        </w:rPr>
-        <w:t xml:space="preserve">total_paused_secs</w:t>
-      </w:r>
-      <w:r>
-        <w:t xml:space="preserve">,</w:t>
-      </w:r>
-      <w:r>
-        <w:t xml:space="preserve"> </w:t>
-      </w:r>
-      <w:r>
-        <w:rPr>
-          <w:rStyle w:val="VerbatimChar"/>
-        </w:rPr>
-        <w:t xml:space="preserve">throttle_mode</w:t>
-      </w:r>
-      <w:r>
-        <w:t xml:space="preserve">,</w:t>
-      </w:r>
-      <w:r>
-        <w:t xml:space="preserve"> </w:t>
-      </w:r>
-      <w:r>
-        <w:rPr>
-          <w:rStyle w:val="VerbatimChar"/>
-        </w:rPr>
-        <w:t xml:space="preserve">posture</w:t>
-      </w:r>
-      <w:r>
-        <w:t xml:space="preserve">,</w:t>
-      </w:r>
-      <w:r>
-        <w:t xml:space="preserve"> </w:t>
-      </w:r>
-      <w:r>
-        <w:rPr>
-          <w:rStyle w:val="VerbatimChar"/>
-        </w:rPr>
-        <w:t xml:space="preserve">event_timestamp_ms</w:t>
-      </w:r>
-      <w:r>
-        <w:t xml:space="preserve">,</w:t>
-      </w:r>
-      <w:r>
-        <w:t xml:space="preserve"> </w:t>
-      </w:r>
-      <w:r>
-        <w:rPr>
-          <w:rStyle w:val="VerbatimChar"/>
-        </w:rPr>
-        <w:t xml:space="preserve">message</w:t>
-      </w:r>
-      <w:r>
-        <w:t xml:space="preserve">.</w:t>
-      </w:r>
-    </w:p>
-    <w:p>
-      <w:pPr>
-        <w:pStyle w:val="BodyText"/>
-      </w:pPr>
-      <w:r>
-        <w:t xml:space="preserve">Both datasets are</w:t>
+        <w:t xml:space="preserve">XDR’s</w:t>
+      </w:r>
+      <w:r>
+        <w:t xml:space="preserve"> </w:t>
+      </w:r>
+      <w:r>
+        <w:rPr>
+          <w:rStyle w:val="VerbatimChar"/>
+        </w:rPr>
+        <w:t xml:space="preserve">lookups/add_data</w:t>
+      </w:r>
+      <w:r>
+        <w:t xml:space="preserve"> </w:t>
+      </w:r>
+      <w:r>
+        <w:t xml:space="preserve">is</w:t>
       </w:r>
       <w:r>
         <w:t xml:space="preserve"> </w:t>
@@ -4995,19 +4529,345 @@
           <w:b/>
           <w:bCs/>
         </w:rPr>
-        <w:t xml:space="preserve">fixed-name</w:t>
-      </w:r>
-      <w:r>
-        <w:t xml:space="preserve"> </w:t>
-      </w:r>
-      <w:r>
-        <w:t xml:space="preserve">(so dashboards reference them literally). Growth is</w:t>
-      </w:r>
-      <w:r>
-        <w:t xml:space="preserve"> </w:t>
-      </w:r>
-      <w:r>
-        <w:t xml:space="preserve">bounded by the</w:t>
+        <w:t xml:space="preserve">not concurrency-safe</w:t>
+      </w:r>
+      <w:r>
+        <w:t xml:space="preserve">: two endpoints writing the</w:t>
+      </w:r>
+      <w:r>
+        <w:t xml:space="preserve"> </w:t>
+      </w:r>
+      <w:r>
+        <w:rPr>
+          <w:i/>
+          <w:iCs/>
+        </w:rPr>
+        <w:t xml:space="preserve">same</w:t>
+      </w:r>
+      <w:r>
+        <w:t xml:space="preserve"> </w:t>
+      </w:r>
+      <w:r>
+        <w:t xml:space="preserve">lookup dataset at once collide on a server-side clone-table race and lose rows (measured</w:t>
+      </w:r>
+      <w:r>
+        <w:t xml:space="preserve"> </w:t>
+      </w:r>
+      <w:r>
+        <w:t xml:space="preserve">~2/8 landing at 8-way concurrency, and client-side retries/jitter do not fix it). The</w:t>
+      </w:r>
+      <w:r>
+        <w:t xml:space="preserve"> </w:t>
+      </w:r>
+      <w:r>
+        <w:t xml:space="preserve">scanner therefore writes</w:t>
+      </w:r>
+      <w:r>
+        <w:t xml:space="preserve"> </w:t>
+      </w:r>
+      <w:r>
+        <w:rPr>
+          <w:b/>
+          <w:bCs/>
+        </w:rPr>
+        <w:t xml:space="preserve">one dataset per endpoint</w:t>
+      </w:r>
+      <w:r>
+        <w:t xml:space="preserve"> </w:t>
+      </w:r>
+      <w:r>
+        <w:t xml:space="preserve">— no two writers ever touch the same</w:t>
+      </w:r>
+      <w:r>
+        <w:t xml:space="preserve"> </w:t>
+      </w:r>
+      <w:r>
+        <w:t xml:space="preserve">dataset — which lands</w:t>
+      </w:r>
+      <w:r>
+        <w:t xml:space="preserve"> </w:t>
+      </w:r>
+      <w:r>
+        <w:rPr>
+          <w:b/>
+          <w:bCs/>
+        </w:rPr>
+        <w:t xml:space="preserve">100%</w:t>
+      </w:r>
+      <w:r>
+        <w:t xml:space="preserve"> </w:t>
+      </w:r>
+      <w:r>
+        <w:t xml:space="preserve">at any fleet scale. Names are:</w:t>
+      </w:r>
+    </w:p>
+    <w:p>
+      <w:pPr>
+        <w:pStyle w:val="SourceCode"/>
+      </w:pPr>
+      <w:r>
+        <w:rPr>
+          <w:rStyle w:val="VerbatimChar"/>
+        </w:rPr>
+        <w:t xml:space="preserve">yara_scanner_matches_v2_&lt;host&gt;     yara_scanner_scans_v2_&lt;host&gt;</w:t>
+      </w:r>
+    </w:p>
+    <w:p>
+      <w:pPr>
+        <w:pStyle w:val="FirstParagraph"/>
+      </w:pPr>
+      <w:r>
+        <w:rPr>
+          <w:rStyle w:val="VerbatimChar"/>
+        </w:rPr>
+        <w:t xml:space="preserve">_v2</w:t>
+      </w:r>
+      <w:r>
+        <w:t xml:space="preserve"> </w:t>
+      </w:r>
+      <w:r>
+        <w:t xml:space="preserve">is a</w:t>
+      </w:r>
+      <w:r>
+        <w:t xml:space="preserve"> </w:t>
+      </w:r>
+      <w:r>
+        <w:rPr>
+          <w:b/>
+          <w:bCs/>
+        </w:rPr>
+        <w:t xml:space="preserve">schema version</w:t>
+      </w:r>
+      <w:r>
+        <w:t xml:space="preserve"> </w:t>
+      </w:r>
+      <w:r>
+        <w:t xml:space="preserve">(bumped only when the row shape changes;</w:t>
+      </w:r>
+      <w:r>
+        <w:t xml:space="preserve"> </w:t>
+      </w:r>
+      <w:r>
+        <w:rPr>
+          <w:rStyle w:val="VerbatimChar"/>
+        </w:rPr>
+        <w:t xml:space="preserve">add_data</w:t>
+      </w:r>
+      <w:r>
+        <w:t xml:space="preserve"> </w:t>
+      </w:r>
+      <w:r>
+        <w:t xml:space="preserve">silently</w:t>
+      </w:r>
+      <w:r>
+        <w:t xml:space="preserve"> </w:t>
+      </w:r>
+      <w:r>
+        <w:t xml:space="preserve">drops rows carrying fields an existing dataset doesn’t know, so a new shape needs a new</w:t>
+      </w:r>
+      <w:r>
+        <w:t xml:space="preserve"> </w:t>
+      </w:r>
+      <w:r>
+        <w:t xml:space="preserve">name).</w:t>
+      </w:r>
+      <w:r>
+        <w:t xml:space="preserve"> </w:t>
+      </w:r>
+      <w:r>
+        <w:rPr>
+          <w:rStyle w:val="VerbatimChar"/>
+        </w:rPr>
+        <w:t xml:space="preserve">&lt;host&gt;</w:t>
+      </w:r>
+      <w:r>
+        <w:t xml:space="preserve"> </w:t>
+      </w:r>
+      <w:r>
+        <w:t xml:space="preserve">is a slugged, hash-suffixed endpoint id. Sharding is configurable via the</w:t>
+      </w:r>
+      <w:r>
+        <w:t xml:space="preserve"> </w:t>
+      </w:r>
+      <w:r>
+        <w:rPr>
+          <w:rStyle w:val="VerbatimChar"/>
+        </w:rPr>
+        <w:t xml:space="preserve">lookup_shard</w:t>
+      </w:r>
+      <w:r>
+        <w:t xml:space="preserve"> </w:t>
+      </w:r>
+      <w:r>
+        <w:t xml:space="preserve">option /</w:t>
+      </w:r>
+      <w:r>
+        <w:t xml:space="preserve"> </w:t>
+      </w:r>
+      <w:r>
+        <w:rPr>
+          <w:rStyle w:val="VerbatimChar"/>
+        </w:rPr>
+        <w:t xml:space="preserve">YARA_LOOKUP_SHARD</w:t>
+      </w:r>
+      <w:r>
+        <w:t xml:space="preserve"> </w:t>
+      </w:r>
+      <w:r>
+        <w:t xml:space="preserve">env:</w:t>
+      </w:r>
+      <w:r>
+        <w:t xml:space="preserve"> </w:t>
+      </w:r>
+      <w:r>
+        <w:rPr>
+          <w:rStyle w:val="VerbatimChar"/>
+        </w:rPr>
+        <w:t xml:space="preserve">endpoint</w:t>
+      </w:r>
+      <w:r>
+        <w:t xml:space="preserve"> </w:t>
+      </w:r>
+      <w:r>
+        <w:t xml:space="preserve">(default),</w:t>
+      </w:r>
+      <w:r>
+        <w:t xml:space="preserve"> </w:t>
+      </w:r>
+      <w:r>
+        <w:rPr>
+          <w:rStyle w:val="VerbatimChar"/>
+        </w:rPr>
+        <w:t xml:space="preserve">none</w:t>
+      </w:r>
+      <w:r>
+        <w:t xml:space="preserve"> </w:t>
+      </w:r>
+      <w:r>
+        <w:t xml:space="preserve">(one legacy</w:t>
+      </w:r>
+      <w:r>
+        <w:t xml:space="preserve"> </w:t>
+      </w:r>
+      <w:r>
+        <w:t xml:space="preserve">shared dataset — only safe at ~1 concurrency), or a literal wave/site label.</w:t>
+      </w:r>
+    </w:p>
+    <w:p>
+      <w:pPr>
+        <w:pStyle w:val="BodyText"/>
+      </w:pPr>
+      <w:r>
+        <w:rPr>
+          <w:b/>
+          <w:bCs/>
+        </w:rPr>
+        <w:t xml:space="preserve">Dashboards fan the shards back in with a wildcard</w:t>
+      </w:r>
+      <w:r>
+        <w:t xml:space="preserve"> </w:t>
+      </w:r>
+      <w:r>
+        <w:t xml:space="preserve">—</w:t>
+      </w:r>
+      <w:r>
+        <w:t xml:space="preserve"> </w:t>
+      </w:r>
+      <w:r>
+        <w:rPr>
+          <w:rStyle w:val="VerbatimChar"/>
+        </w:rPr>
+        <w:t xml:space="preserve">dataset = yara_scanner_matches*</w:t>
+      </w:r>
+      <w:r>
+        <w:t xml:space="preserve"> </w:t>
+      </w:r>
+      <w:r>
+        <w:t xml:space="preserve">spans every host and schema version at once (XQL supports</w:t>
+      </w:r>
+      <w:r>
+        <w:t xml:space="preserve"> </w:t>
+      </w:r>
+      <w:r>
+        <w:rPr>
+          <w:rStyle w:val="VerbatimChar"/>
+        </w:rPr>
+        <w:t xml:space="preserve">*</w:t>
+      </w:r>
+      <w:r>
+        <w:t xml:space="preserve"> </w:t>
+      </w:r>
+      <w:r>
+        <w:t xml:space="preserve">and</w:t>
+      </w:r>
+      <w:r>
+        <w:t xml:space="preserve"> </w:t>
+      </w:r>
+      <w:r>
+        <w:rPr>
+          <w:rStyle w:val="VerbatimChar"/>
+        </w:rPr>
+        <w:t xml:space="preserve">union</w:t>
+      </w:r>
+      <w:r>
+        <w:t xml:space="preserve">).</w:t>
+      </w:r>
+    </w:p>
+    <w:bookmarkEnd w:id="27"/>
+    <w:bookmarkStart w:id="28" w:name="X6efe1a0b2b31f7f2997c230ed35b9ae4ec23de8"/>
+    <w:p>
+      <w:pPr>
+        <w:pStyle w:val="Heading2"/>
+      </w:pPr>
+      <w:r>
+        <w:rPr>
+          <w:rStyle w:val="VerbatimChar"/>
+        </w:rPr>
+        <w:t xml:space="preserve">yara_scanner_matches_v2_&lt;host&gt;</w:t>
+      </w:r>
+      <w:r>
+        <w:t xml:space="preserve"> </w:t>
+      </w:r>
+      <w:r>
+        <w:t xml:space="preserve">— one row per matched string</w:t>
+      </w:r>
+    </w:p>
+    <w:p>
+      <w:pPr>
+        <w:pStyle w:val="FirstParagraph"/>
+      </w:pPr>
+      <w:r>
+        <w:rPr>
+          <w:rStyle w:val="VerbatimChar"/>
+        </w:rPr>
+        <w:t xml:space="preserve">tenant_id</w:t>
+      </w:r>
+      <w:r>
+        <w:t xml:space="preserve">,</w:t>
+      </w:r>
+      <w:r>
+        <w:t xml:space="preserve"> </w:t>
+      </w:r>
+      <w:r>
+        <w:rPr>
+          <w:rStyle w:val="VerbatimChar"/>
+        </w:rPr>
+        <w:t xml:space="preserve">scan_id</w:t>
+      </w:r>
+      <w:r>
+        <w:t xml:space="preserve">,</w:t>
+      </w:r>
+      <w:r>
+        <w:t xml:space="preserve"> </w:t>
+      </w:r>
+      <w:r>
+        <w:rPr>
+          <w:rStyle w:val="VerbatimChar"/>
+        </w:rPr>
+        <w:t xml:space="preserve">run_id</w:t>
+      </w:r>
+      <w:r>
+        <w:t xml:space="preserve">,</w:t>
       </w:r>
       <w:r>
         <w:t xml:space="preserve"> </w:t>
@@ -5019,6 +4879,518 @@
         <w:t xml:space="preserve">scan_date</w:t>
       </w:r>
       <w:r>
+        <w:t xml:space="preserve">,</w:t>
+      </w:r>
+      <w:r>
+        <w:t xml:space="preserve"> </w:t>
+      </w:r>
+      <w:r>
+        <w:rPr>
+          <w:rStyle w:val="VerbatimChar"/>
+        </w:rPr>
+        <w:t xml:space="preserve">hostname</w:t>
+      </w:r>
+      <w:r>
+        <w:t xml:space="preserve">,</w:t>
+      </w:r>
+      <w:r>
+        <w:t xml:space="preserve"> </w:t>
+      </w:r>
+      <w:r>
+        <w:rPr>
+          <w:rStyle w:val="VerbatimChar"/>
+        </w:rPr>
+        <w:t xml:space="preserve">os_info</w:t>
+      </w:r>
+      <w:r>
+        <w:t xml:space="preserve">,</w:t>
+      </w:r>
+      <w:r>
+        <w:t xml:space="preserve"> </w:t>
+      </w:r>
+      <w:r>
+        <w:rPr>
+          <w:rStyle w:val="VerbatimChar"/>
+        </w:rPr>
+        <w:t xml:space="preserve">os_type</w:t>
+      </w:r>
+      <w:r>
+        <w:t xml:space="preserve">,</w:t>
+      </w:r>
+      <w:r>
+        <w:t xml:space="preserve"> </w:t>
+      </w:r>
+      <w:r>
+        <w:rPr>
+          <w:rStyle w:val="VerbatimChar"/>
+        </w:rPr>
+        <w:t xml:space="preserve">ip_address</w:t>
+      </w:r>
+      <w:r>
+        <w:t xml:space="preserve">,</w:t>
+      </w:r>
+      <w:r>
+        <w:t xml:space="preserve"> </w:t>
+      </w:r>
+      <w:r>
+        <w:rPr>
+          <w:rStyle w:val="VerbatimChar"/>
+        </w:rPr>
+        <w:t xml:space="preserve">rule</w:t>
+      </w:r>
+      <w:r>
+        <w:t xml:space="preserve">,</w:t>
+      </w:r>
+      <w:r>
+        <w:t xml:space="preserve"> </w:t>
+      </w:r>
+      <w:r>
+        <w:rPr>
+          <w:rStyle w:val="VerbatimChar"/>
+        </w:rPr>
+        <w:t xml:space="preserve">filename</w:t>
+      </w:r>
+      <w:r>
+        <w:t xml:space="preserve">,</w:t>
+      </w:r>
+      <w:r>
+        <w:t xml:space="preserve"> </w:t>
+      </w:r>
+      <w:r>
+        <w:rPr>
+          <w:rStyle w:val="VerbatimChar"/>
+        </w:rPr>
+        <w:t xml:space="preserve">file_size</w:t>
+      </w:r>
+      <w:r>
+        <w:t xml:space="preserve">,</w:t>
+      </w:r>
+      <w:r>
+        <w:t xml:space="preserve"> </w:t>
+      </w:r>
+      <w:r>
+        <w:rPr>
+          <w:rStyle w:val="VerbatimChar"/>
+        </w:rPr>
+        <w:t xml:space="preserve">file_sha256</w:t>
+      </w:r>
+      <w:r>
+        <w:t xml:space="preserve">,</w:t>
+      </w:r>
+      <w:r>
+        <w:t xml:space="preserve"> </w:t>
+      </w:r>
+      <w:r>
+        <w:rPr>
+          <w:rStyle w:val="VerbatimChar"/>
+        </w:rPr>
+        <w:t xml:space="preserve">file_creation_time</w:t>
+      </w:r>
+      <w:r>
+        <w:t xml:space="preserve">,</w:t>
+      </w:r>
+      <w:r>
+        <w:t xml:space="preserve"> </w:t>
+      </w:r>
+      <w:r>
+        <w:rPr>
+          <w:rStyle w:val="VerbatimChar"/>
+        </w:rPr>
+        <w:t xml:space="preserve">scan_folder</w:t>
+      </w:r>
+      <w:r>
+        <w:t xml:space="preserve">,</w:t>
+      </w:r>
+      <w:r>
+        <w:t xml:space="preserve"> </w:t>
+      </w:r>
+      <w:r>
+        <w:rPr>
+          <w:rStyle w:val="VerbatimChar"/>
+        </w:rPr>
+        <w:t xml:space="preserve">match</w:t>
+      </w:r>
+      <w:r>
+        <w:t xml:space="preserve">,</w:t>
+      </w:r>
+      <w:r>
+        <w:t xml:space="preserve"> </w:t>
+      </w:r>
+      <w:r>
+        <w:rPr>
+          <w:rStyle w:val="VerbatimChar"/>
+        </w:rPr>
+        <w:t xml:space="preserve">offset</w:t>
+      </w:r>
+      <w:r>
+        <w:t xml:space="preserve">,</w:t>
+      </w:r>
+      <w:r>
+        <w:t xml:space="preserve"> </w:t>
+      </w:r>
+      <w:r>
+        <w:rPr>
+          <w:rStyle w:val="VerbatimChar"/>
+        </w:rPr>
+        <w:t xml:space="preserve">matched_length</w:t>
+      </w:r>
+      <w:r>
+        <w:t xml:space="preserve">,</w:t>
+      </w:r>
+      <w:r>
+        <w:t xml:space="preserve"> </w:t>
+      </w:r>
+      <w:r>
+        <w:rPr>
+          <w:rStyle w:val="VerbatimChar"/>
+        </w:rPr>
+        <w:t xml:space="preserve">string</w:t>
+      </w:r>
+      <w:r>
+        <w:t xml:space="preserve">,</w:t>
+      </w:r>
+      <w:r>
+        <w:t xml:space="preserve"> </w:t>
+      </w:r>
+      <w:r>
+        <w:rPr>
+          <w:rStyle w:val="VerbatimChar"/>
+        </w:rPr>
+        <w:t xml:space="preserve">severity</w:t>
+      </w:r>
+      <w:r>
+        <w:t xml:space="preserve">,</w:t>
+      </w:r>
+      <w:r>
+        <w:t xml:space="preserve"> </w:t>
+      </w:r>
+      <w:r>
+        <w:rPr>
+          <w:rStyle w:val="VerbatimChar"/>
+        </w:rPr>
+        <w:t xml:space="preserve">event_timestamp_ms</w:t>
+      </w:r>
+      <w:r>
+        <w:t xml:space="preserve">,</w:t>
+      </w:r>
+      <w:r>
+        <w:t xml:space="preserve"> </w:t>
+      </w:r>
+      <w:r>
+        <w:rPr>
+          <w:rStyle w:val="VerbatimChar"/>
+        </w:rPr>
+        <w:t xml:space="preserve">date_of_scan</w:t>
+      </w:r>
+      <w:r>
+        <w:t xml:space="preserve">.</w:t>
+      </w:r>
+    </w:p>
+    <w:bookmarkEnd w:id="28"/>
+    <w:bookmarkStart w:id="29" w:name="X7a349251e5f588db396b88cfe7ba59c22010cba"/>
+    <w:p>
+      <w:pPr>
+        <w:pStyle w:val="Heading2"/>
+      </w:pPr>
+      <w:r>
+        <w:rPr>
+          <w:rStyle w:val="VerbatimChar"/>
+        </w:rPr>
+        <w:t xml:space="preserve">yara_scanner_scans_v2_&lt;host&gt;</w:t>
+      </w:r>
+      <w:r>
+        <w:t xml:space="preserve"> </w:t>
+      </w:r>
+      <w:r>
+        <w:t xml:space="preserve">— scan lifecycle</w:t>
+      </w:r>
+    </w:p>
+    <w:p>
+      <w:pPr>
+        <w:pStyle w:val="FirstParagraph"/>
+      </w:pPr>
+      <w:r>
+        <w:rPr>
+          <w:rStyle w:val="VerbatimChar"/>
+        </w:rPr>
+        <w:t xml:space="preserve">tenant_id</w:t>
+      </w:r>
+      <w:r>
+        <w:t xml:space="preserve">,</w:t>
+      </w:r>
+      <w:r>
+        <w:t xml:space="preserve"> </w:t>
+      </w:r>
+      <w:r>
+        <w:rPr>
+          <w:rStyle w:val="VerbatimChar"/>
+        </w:rPr>
+        <w:t xml:space="preserve">scan_id</w:t>
+      </w:r>
+      <w:r>
+        <w:t xml:space="preserve">,</w:t>
+      </w:r>
+      <w:r>
+        <w:t xml:space="preserve"> </w:t>
+      </w:r>
+      <w:r>
+        <w:rPr>
+          <w:rStyle w:val="VerbatimChar"/>
+        </w:rPr>
+        <w:t xml:space="preserve">run_id</w:t>
+      </w:r>
+      <w:r>
+        <w:t xml:space="preserve">,</w:t>
+      </w:r>
+      <w:r>
+        <w:t xml:space="preserve"> </w:t>
+      </w:r>
+      <w:r>
+        <w:rPr>
+          <w:rStyle w:val="VerbatimChar"/>
+        </w:rPr>
+        <w:t xml:space="preserve">scan_date</w:t>
+      </w:r>
+      <w:r>
+        <w:t xml:space="preserve">,</w:t>
+      </w:r>
+      <w:r>
+        <w:t xml:space="preserve"> </w:t>
+      </w:r>
+      <w:r>
+        <w:rPr>
+          <w:rStyle w:val="VerbatimChar"/>
+        </w:rPr>
+        <w:t xml:space="preserve">hostname</w:t>
+      </w:r>
+      <w:r>
+        <w:t xml:space="preserve">,</w:t>
+      </w:r>
+      <w:r>
+        <w:t xml:space="preserve"> </w:t>
+      </w:r>
+      <w:r>
+        <w:rPr>
+          <w:rStyle w:val="VerbatimChar"/>
+        </w:rPr>
+        <w:t xml:space="preserve">os_info</w:t>
+      </w:r>
+      <w:r>
+        <w:t xml:space="preserve">,</w:t>
+      </w:r>
+      <w:r>
+        <w:t xml:space="preserve"> </w:t>
+      </w:r>
+      <w:r>
+        <w:rPr>
+          <w:rStyle w:val="VerbatimChar"/>
+        </w:rPr>
+        <w:t xml:space="preserve">os_type</w:t>
+      </w:r>
+      <w:r>
+        <w:t xml:space="preserve">,</w:t>
+      </w:r>
+      <w:r>
+        <w:t xml:space="preserve"> </w:t>
+      </w:r>
+      <w:r>
+        <w:rPr>
+          <w:rStyle w:val="VerbatimChar"/>
+        </w:rPr>
+        <w:t xml:space="preserve">ip_address</w:t>
+      </w:r>
+      <w:r>
+        <w:t xml:space="preserve">,</w:t>
+      </w:r>
+      <w:r>
+        <w:t xml:space="preserve"> </w:t>
+      </w:r>
+      <w:r>
+        <w:rPr>
+          <w:rStyle w:val="VerbatimChar"/>
+        </w:rPr>
+        <w:t xml:space="preserve">status</w:t>
+      </w:r>
+      <w:r>
+        <w:t xml:space="preserve"> </w:t>
+      </w:r>
+      <w:r>
+        <w:t xml:space="preserve">(initiated/running/completed/cancelled/failed),</w:t>
+      </w:r>
+      <w:r>
+        <w:t xml:space="preserve"> </w:t>
+      </w:r>
+      <w:r>
+        <w:rPr>
+          <w:rStyle w:val="VerbatimChar"/>
+        </w:rPr>
+        <w:t xml:space="preserve">scan_folder</w:t>
+      </w:r>
+      <w:r>
+        <w:t xml:space="preserve">,</w:t>
+      </w:r>
+      <w:r>
+        <w:t xml:space="preserve"> </w:t>
+      </w:r>
+      <w:r>
+        <w:rPr>
+          <w:rStyle w:val="VerbatimChar"/>
+        </w:rPr>
+        <w:t xml:space="preserve">files_scanned</w:t>
+      </w:r>
+      <w:r>
+        <w:t xml:space="preserve">,</w:t>
+      </w:r>
+      <w:r>
+        <w:t xml:space="preserve"> </w:t>
+      </w:r>
+      <w:r>
+        <w:rPr>
+          <w:rStyle w:val="VerbatimChar"/>
+        </w:rPr>
+        <w:t xml:space="preserve">files_skipped</w:t>
+      </w:r>
+      <w:r>
+        <w:t xml:space="preserve">,</w:t>
+      </w:r>
+      <w:r>
+        <w:t xml:space="preserve"> </w:t>
+      </w:r>
+      <w:r>
+        <w:rPr>
+          <w:rStyle w:val="VerbatimChar"/>
+        </w:rPr>
+        <w:t xml:space="preserve">detections</w:t>
+      </w:r>
+      <w:r>
+        <w:t xml:space="preserve">,</w:t>
+      </w:r>
+      <w:r>
+        <w:t xml:space="preserve"> </w:t>
+      </w:r>
+      <w:r>
+        <w:rPr>
+          <w:rStyle w:val="VerbatimChar"/>
+        </w:rPr>
+        <w:t xml:space="preserve">valid_rules</w:t>
+      </w:r>
+      <w:r>
+        <w:t xml:space="preserve">,</w:t>
+      </w:r>
+      <w:r>
+        <w:t xml:space="preserve"> </w:t>
+      </w:r>
+      <w:r>
+        <w:rPr>
+          <w:rStyle w:val="VerbatimChar"/>
+        </w:rPr>
+        <w:t xml:space="preserve">failed_rules</w:t>
+      </w:r>
+      <w:r>
+        <w:t xml:space="preserve">,</w:t>
+      </w:r>
+      <w:r>
+        <w:t xml:space="preserve"> </w:t>
+      </w:r>
+      <w:r>
+        <w:rPr>
+          <w:rStyle w:val="VerbatimChar"/>
+        </w:rPr>
+        <w:t xml:space="preserve">scan_rate_fps</w:t>
+      </w:r>
+      <w:r>
+        <w:t xml:space="preserve">,</w:t>
+      </w:r>
+      <w:r>
+        <w:t xml:space="preserve"> </w:t>
+      </w:r>
+      <w:r>
+        <w:rPr>
+          <w:rStyle w:val="VerbatimChar"/>
+        </w:rPr>
+        <w:t xml:space="preserve">elapsed_secs</w:t>
+      </w:r>
+      <w:r>
+        <w:t xml:space="preserve">,</w:t>
+      </w:r>
+      <w:r>
+        <w:t xml:space="preserve"> </w:t>
+      </w:r>
+      <w:r>
+        <w:rPr>
+          <w:rStyle w:val="VerbatimChar"/>
+        </w:rPr>
+        <w:t xml:space="preserve">total_paused_secs</w:t>
+      </w:r>
+      <w:r>
+        <w:t xml:space="preserve">,</w:t>
+      </w:r>
+      <w:r>
+        <w:t xml:space="preserve"> </w:t>
+      </w:r>
+      <w:r>
+        <w:rPr>
+          <w:rStyle w:val="VerbatimChar"/>
+        </w:rPr>
+        <w:t xml:space="preserve">throttle_mode</w:t>
+      </w:r>
+      <w:r>
+        <w:t xml:space="preserve">,</w:t>
+      </w:r>
+      <w:r>
+        <w:t xml:space="preserve"> </w:t>
+      </w:r>
+      <w:r>
+        <w:rPr>
+          <w:rStyle w:val="VerbatimChar"/>
+        </w:rPr>
+        <w:t xml:space="preserve">posture</w:t>
+      </w:r>
+      <w:r>
+        <w:t xml:space="preserve">,</w:t>
+      </w:r>
+      <w:r>
+        <w:t xml:space="preserve"> </w:t>
+      </w:r>
+      <w:r>
+        <w:rPr>
+          <w:rStyle w:val="VerbatimChar"/>
+        </w:rPr>
+        <w:t xml:space="preserve">event_timestamp_ms</w:t>
+      </w:r>
+      <w:r>
+        <w:t xml:space="preserve">,</w:t>
+      </w:r>
+      <w:r>
+        <w:t xml:space="preserve"> </w:t>
+      </w:r>
+      <w:r>
+        <w:rPr>
+          <w:rStyle w:val="VerbatimChar"/>
+        </w:rPr>
+        <w:t xml:space="preserve">message</w:t>
+      </w:r>
+      <w:r>
+        <w:t xml:space="preserve">.</w:t>
+      </w:r>
+    </w:p>
+    <w:p>
+      <w:pPr>
+        <w:pStyle w:val="BodyText"/>
+      </w:pPr>
+      <w:r>
+        <w:t xml:space="preserve">Growth is bounded by the</w:t>
+      </w:r>
+      <w:r>
+        <w:t xml:space="preserve"> </w:t>
+      </w:r>
+      <w:r>
+        <w:rPr>
+          <w:rStyle w:val="VerbatimChar"/>
+        </w:rPr>
+        <w:t xml:space="preserve">scan_date</w:t>
+      </w:r>
+      <w:r>
         <w:t xml:space="preserve"> </w:t>
       </w:r>
       <w:r>
@@ -5053,6 +5425,88 @@
       </w:r>
       <w:r>
         <w:t xml:space="preserve">as an operational procedure.</w:t>
+      </w:r>
+    </w:p>
+    <w:bookmarkEnd w:id="29"/>
+    <w:bookmarkStart w:id="30" w:name="per-scan-summary-on-the-endpoint"/>
+    <w:p>
+      <w:pPr>
+        <w:pStyle w:val="Heading2"/>
+      </w:pPr>
+      <w:r>
+        <w:t xml:space="preserve">Per-scan summary on the endpoint</w:t>
+      </w:r>
+    </w:p>
+    <w:p>
+      <w:pPr>
+        <w:pStyle w:val="FirstParagraph"/>
+      </w:pPr>
+      <w:r>
+        <w:t xml:space="preserve">Every run also writes a machine-readable</w:t>
+      </w:r>
+      <w:r>
+        <w:t xml:space="preserve"> </w:t>
+      </w:r>
+      <w:r>
+        <w:rPr>
+          <w:rStyle w:val="VerbatimChar"/>
+        </w:rPr>
+        <w:t xml:space="preserve">scan_summary_&lt;run_id&gt;.json</w:t>
+      </w:r>
+      <w:r>
+        <w:t xml:space="preserve"> </w:t>
+      </w:r>
+      <w:r>
+        <w:t xml:space="preserve">under the scanner’s</w:t>
+      </w:r>
+      <w:r>
+        <w:t xml:space="preserve"> </w:t>
+      </w:r>
+      <w:r>
+        <w:rPr>
+          <w:rStyle w:val="VerbatimChar"/>
+        </w:rPr>
+        <w:t xml:space="preserve">logs/</w:t>
+      </w:r>
+      <w:r>
+        <w:t xml:space="preserve"> </w:t>
+      </w:r>
+      <w:r>
+        <w:t xml:space="preserve">dir (outcome, duration, counts, throttle,</w:t>
+      </w:r>
+      <w:r>
+        <w:t xml:space="preserve"> </w:t>
+      </w:r>
+      <w:r>
+        <w:rPr>
+          <w:b/>
+          <w:bCs/>
+        </w:rPr>
+        <w:t xml:space="preserve">alert + dataset delivery stats</w:t>
+      </w:r>
+      <w:r>
+        <w:t xml:space="preserve">, top</w:t>
+      </w:r>
+      <w:r>
+        <w:t xml:space="preserve"> </w:t>
+      </w:r>
+      <w:r>
+        <w:t xml:space="preserve">rules, and the resolved dataset names) — one file to parse instead of six text logs. Log</w:t>
+      </w:r>
+      <w:r>
+        <w:t xml:space="preserve"> </w:t>
+      </w:r>
+      <w:r>
+        <w:t xml:space="preserve">retention keeps the last 10 scans (</w:t>
+      </w:r>
+      <w:r>
+        <w:rPr>
+          <w:rStyle w:val="VerbatimChar"/>
+        </w:rPr>
+        <w:t xml:space="preserve">YARA_LOG_KEEP</w:t>
+      </w:r>
+      <w:r>
+        <w:t xml:space="preserve">).</w:t>
       </w:r>
     </w:p>
     <w:p>
@@ -5062,9 +5516,9 @@
         </w:pict>
       </w:r>
     </w:p>
-    <w:bookmarkEnd w:id="28"/>
-    <w:bookmarkEnd w:id="29"/>
-    <w:bookmarkStart w:id="30" w:name="dashboard-xql"/>
+    <w:bookmarkEnd w:id="30"/>
+    <w:bookmarkEnd w:id="31"/>
+    <w:bookmarkStart w:id="32" w:name="dashboard-xql"/>
     <w:p>
       <w:pPr>
         <w:pStyle w:val="Heading1"/>
@@ -5109,7 +5563,22 @@
         <w:t xml:space="preserve"> </w:t>
       </w:r>
       <w:r>
-        <w:t xml:space="preserve">build on the two lookup datasets; individual queries are in</w:t>
+        <w:t xml:space="preserve">build on the sharded lookup datasets via the</w:t>
+      </w:r>
+      <w:r>
+        <w:t xml:space="preserve"> </w:t>
+      </w:r>
+      <w:r>
+        <w:rPr>
+          <w:rStyle w:val="VerbatimChar"/>
+        </w:rPr>
+        <w:t xml:space="preserve">*</w:t>
+      </w:r>
+      <w:r>
+        <w:t xml:space="preserve"> </w:t>
+      </w:r>
+      <w:r>
+        <w:t xml:space="preserve">wildcard; individual queries are in</w:t>
       </w:r>
       <w:r>
         <w:t xml:space="preserve"> </w:t>
@@ -5153,7 +5622,28 @@
         <w:t xml:space="preserve">event_timestamp_ms</w:t>
       </w:r>
       <w:r>
-        <w:t xml:space="preserve">.</w:t>
+        <w:t xml:space="preserve">. The</w:t>
+      </w:r>
+      <w:r>
+        <w:t xml:space="preserve"> </w:t>
+      </w:r>
+      <w:r>
+        <w:rPr>
+          <w:rStyle w:val="VerbatimChar"/>
+        </w:rPr>
+        <w:t xml:space="preserve">*</w:t>
+      </w:r>
+      <w:r>
+        <w:t xml:space="preserve"> </w:t>
+      </w:r>
+      <w:r>
+        <w:t xml:space="preserve">wildcard</w:t>
+      </w:r>
+      <w:r>
+        <w:t xml:space="preserve"> </w:t>
+      </w:r>
+      <w:r>
+        <w:t xml:space="preserve">fans every per-endpoint shard (and schema version) into one fleet-wide result.</w:t>
       </w:r>
     </w:p>
     <w:p>
@@ -5188,7 +5678,19 @@
         <w:rPr>
           <w:rStyle w:val="NormalTok"/>
         </w:rPr>
-        <w:t xml:space="preserve"> yara_scanner_matches | comp </w:t>
+        <w:t xml:space="preserve"> yara_scanner_matches</w:t>
+      </w:r>
+      <w:r>
+        <w:rPr>
+          <w:rStyle w:val="OperatorTok"/>
+        </w:rPr>
+        <w:t xml:space="preserve">*</w:t>
+      </w:r>
+      <w:r>
+        <w:rPr>
+          <w:rStyle w:val="NormalTok"/>
+        </w:rPr>
+        <w:t xml:space="preserve"> | comp </w:t>
       </w:r>
       <w:r>
         <w:rPr>
@@ -5313,7 +5815,19 @@
         <w:rPr>
           <w:rStyle w:val="NormalTok"/>
         </w:rPr>
-        <w:t xml:space="preserve"> yara_scanner_scans | </w:t>
+        <w:t xml:space="preserve"> yara_scanner_scans</w:t>
+      </w:r>
+      <w:r>
+        <w:rPr>
+          <w:rStyle w:val="OperatorTok"/>
+        </w:rPr>
+        <w:t xml:space="preserve">*</w:t>
+      </w:r>
+      <w:r>
+        <w:rPr>
+          <w:rStyle w:val="NormalTok"/>
+        </w:rPr>
+        <w:t xml:space="preserve"> | </w:t>
       </w:r>
       <w:r>
         <w:rPr>
@@ -5417,7 +5931,19 @@
         <w:rPr>
           <w:rStyle w:val="NormalTok"/>
         </w:rPr>
-        <w:t xml:space="preserve"> yara_scanner_matches | </w:t>
+        <w:t xml:space="preserve"> yara_scanner_matches</w:t>
+      </w:r>
+      <w:r>
+        <w:rPr>
+          <w:rStyle w:val="OperatorTok"/>
+        </w:rPr>
+        <w:t xml:space="preserve">*</w:t>
+      </w:r>
+      <w:r>
+        <w:rPr>
+          <w:rStyle w:val="NormalTok"/>
+        </w:rPr>
+        <w:t xml:space="preserve"> | </w:t>
       </w:r>
       <w:r>
         <w:rPr>
@@ -5554,7 +6080,19 @@
         <w:rPr>
           <w:rStyle w:val="NormalTok"/>
         </w:rPr>
-        <w:t xml:space="preserve"> yara_scanner_scans | </w:t>
+        <w:t xml:space="preserve"> yara_scanner_scans</w:t>
+      </w:r>
+      <w:r>
+        <w:rPr>
+          <w:rStyle w:val="OperatorTok"/>
+        </w:rPr>
+        <w:t xml:space="preserve">*</w:t>
+      </w:r>
+      <w:r>
+        <w:rPr>
+          <w:rStyle w:val="NormalTok"/>
+        </w:rPr>
+        <w:t xml:space="preserve"> | </w:t>
       </w:r>
       <w:r>
         <w:rPr>
@@ -5654,8 +6192,8 @@
         </w:pict>
       </w:r>
     </w:p>
-    <w:bookmarkEnd w:id="30"/>
-    <w:bookmarkStart w:id="31" w:name="troubleshooting"/>
+    <w:bookmarkEnd w:id="32"/>
+    <w:bookmarkStart w:id="33" w:name="troubleshooting"/>
     <w:p>
       <w:pPr>
         <w:pStyle w:val="Heading1"/>
@@ -6291,7 +6829,7 @@
         <w:t xml:space="preserve">locally and keep credentials out of shared version control.</w:t>
       </w:r>
     </w:p>
-    <w:bookmarkEnd w:id="31"/>
+    <w:bookmarkEnd w:id="33"/>
     <w:sectPr>
       <w:footnotePr>
         <w:numRestart w:val="eachSect"/>

--- a/docs/guides/XDR_YARA_Scanner_Guide.docx
+++ b/docs/guides/XDR_YARA_Scanner_Guide.docx
@@ -5557,13 +5557,49 @@
         <w:t xml:space="preserve">Dashboards → Import</w:t>
       </w:r>
       <w:r>
-        <w:t xml:space="preserve">). Its widgets</w:t>
-      </w:r>
-      <w:r>
-        <w:t xml:space="preserve"> </w:t>
-      </w:r>
-      <w:r>
-        <w:t xml:space="preserve">build on the sharded lookup datasets via the</w:t>
+        <w:t xml:space="preserve">). It ships</w:t>
+      </w:r>
+      <w:r>
+        <w:t xml:space="preserve"> </w:t>
+      </w:r>
+      <w:r>
+        <w:rPr>
+          <w:b/>
+          <w:bCs/>
+        </w:rPr>
+        <w:t xml:space="preserve">40</w:t>
+      </w:r>
+      <w:r>
+        <w:rPr>
+          <w:b/>
+          <w:bCs/>
+        </w:rPr>
+        <w:t xml:space="preserve"> </w:t>
+      </w:r>
+      <w:r>
+        <w:rPr>
+          <w:b/>
+          <w:bCs/>
+        </w:rPr>
+        <w:t xml:space="preserve">widgets</w:t>
+      </w:r>
+      <w:r>
+        <w:t xml:space="preserve"> </w:t>
+      </w:r>
+      <w:r>
+        <w:t xml:space="preserve">across detections (by OS / scan-folder / file-size / severity / matched-length), fleet</w:t>
+      </w:r>
+      <w:r>
+        <w:t xml:space="preserve"> </w:t>
+      </w:r>
+      <w:r>
+        <w:t xml:space="preserve">coverage, rule health (valid/failed/skipped), throughput &amp; throttle, single-value KPI tiles, and</w:t>
+      </w:r>
+      <w:r>
+        <w:t xml:space="preserve"> </w:t>
+      </w:r>
+      <w:r>
+        <w:t xml:space="preserve">alert-channel trends. Widgets build on the sharded lookup datasets via the</w:t>
       </w:r>
       <w:r>
         <w:t xml:space="preserve"> </w:t>
@@ -5578,7 +5614,28 @@
         <w:t xml:space="preserve"> </w:t>
       </w:r>
       <w:r>
-        <w:t xml:space="preserve">wildcard; individual queries are in</w:t>
+        <w:t xml:space="preserve">wildcard (plus the</w:t>
+      </w:r>
+      <w:r>
+        <w:t xml:space="preserve"> </w:t>
+      </w:r>
+      <w:r>
+        <w:t xml:space="preserve">reliable</w:t>
+      </w:r>
+      <w:r>
+        <w:t xml:space="preserve"> </w:t>
+      </w:r>
+      <w:r>
+        <w:rPr>
+          <w:rStyle w:val="VerbatimChar"/>
+        </w:rPr>
+        <w:t xml:space="preserve">alerts</w:t>
+      </w:r>
+      <w:r>
+        <w:t xml:space="preserve"> </w:t>
+      </w:r>
+      <w:r>
+        <w:t xml:space="preserve">dataset); individual queries are in</w:t>
       </w:r>
       <w:r>
         <w:t xml:space="preserve"> </w:t>
@@ -5590,7 +5647,13 @@
         <w:t xml:space="preserve">widgets/xdr_lookup/*.xql</w:t>
       </w:r>
       <w:r>
-        <w:t xml:space="preserve">.</w:t>
+        <w:t xml:space="preserve">, each validated</w:t>
+      </w:r>
+      <w:r>
+        <w:t xml:space="preserve"> </w:t>
+      </w:r>
+      <w:r>
+        <w:t xml:space="preserve">live against the tenant.</w:t>
       </w:r>
     </w:p>
     <w:p>

--- a/docs/guides/XDR_YARA_Scanner_Guide.docx
+++ b/docs/guides/XDR_YARA_Scanner_Guide.docx
@@ -2381,6 +2381,27 @@
               </w:rPr>
               <w:t xml:space="preserve">main</w:t>
             </w:r>
+            <w:r>
+              <w:t xml:space="preserve"> </w:t>
+            </w:r>
+            <w:r>
+              <w:t xml:space="preserve">(run a scan) — or</w:t>
+            </w:r>
+            <w:r>
+              <w:t xml:space="preserve"> </w:t>
+            </w:r>
+            <w:r>
+              <w:rPr>
+                <w:rStyle w:val="VerbatimChar"/>
+              </w:rPr>
+              <w:t xml:space="preserve">cancel</w:t>
+            </w:r>
+            <w:r>
+              <w:t xml:space="preserve"> </w:t>
+            </w:r>
+            <w:r>
+              <w:t xml:space="preserve">(stop a running scan, no inputs)</w:t>
+            </w:r>
           </w:p>
         </w:tc>
       </w:tr>
@@ -2418,7 +2439,388 @@
           <w:b/>
           <w:bCs/>
         </w:rPr>
-        <w:t xml:space="preserve">Input parameters — define exactly these 5 string inputs, in order:</w:t>
+        <w:t xml:space="preserve">Input parameters — only these 3 string inputs (Entry Point =</w:t>
+      </w:r>
+      <w:r>
+        <w:rPr>
+          <w:b/>
+          <w:bCs/>
+        </w:rPr>
+        <w:t xml:space="preserve"> </w:t>
+      </w:r>
+      <w:r>
+        <w:rPr>
+          <w:rStyle w:val="VerbatimChar"/>
+          <w:b/>
+          <w:bCs/>
+        </w:rPr>
+        <w:t xml:space="preserve">main</w:t>
+      </w:r>
+      <w:r>
+        <w:rPr>
+          <w:b/>
+          <w:bCs/>
+        </w:rPr>
+        <w:t xml:space="preserve">):</w:t>
+      </w:r>
+    </w:p>
+    <w:tbl>
+      <w:tblPr>
+        <w:tblStyle w:val="Table"/>
+        <w:tblW w:type="auto" w:w="0"/>
+        <w:tblLook w:firstRow="1" w:lastRow="0" w:firstColumn="0" w:lastColumn="0" w:noHBand="0" w:noVBand="0" w:val="0020"/>
+      </w:tblPr>
+      <w:tblGrid>
+        <w:gridCol w:w="2640"/>
+        <w:gridCol w:w="2640"/>
+        <w:gridCol w:w="2640"/>
+      </w:tblGrid>
+      <w:tr>
+        <w:trPr>
+          <w:tblHeader w:val="on"/>
+        </w:trPr>
+        <w:tc>
+          <w:tcPr/>
+          <w:p>
+            <w:pPr>
+              <w:pStyle w:val="Compact"/>
+            </w:pPr>
+            <w:r>
+              <w:t xml:space="preserve">Order</w:t>
+            </w:r>
+          </w:p>
+        </w:tc>
+        <w:tc>
+          <w:tcPr/>
+          <w:p>
+            <w:pPr>
+              <w:pStyle w:val="Compact"/>
+            </w:pPr>
+            <w:r>
+              <w:t xml:space="preserve">Name</w:t>
+            </w:r>
+          </w:p>
+        </w:tc>
+        <w:tc>
+          <w:tcPr/>
+          <w:p>
+            <w:pPr>
+              <w:pStyle w:val="Compact"/>
+            </w:pPr>
+            <w:r>
+              <w:t xml:space="preserve">Description</w:t>
+            </w:r>
+          </w:p>
+        </w:tc>
+      </w:tr>
+      <w:tr>
+        <w:tc>
+          <w:tcPr/>
+          <w:p>
+            <w:pPr>
+              <w:pStyle w:val="Compact"/>
+            </w:pPr>
+            <w:r>
+              <w:t xml:space="preserve">1</w:t>
+            </w:r>
+          </w:p>
+        </w:tc>
+        <w:tc>
+          <w:tcPr/>
+          <w:p>
+            <w:pPr>
+              <w:pStyle w:val="Compact"/>
+            </w:pPr>
+            <w:r>
+              <w:rPr>
+                <w:rStyle w:val="VerbatimChar"/>
+              </w:rPr>
+              <w:t xml:space="preserve">yarafile</w:t>
+            </w:r>
+          </w:p>
+        </w:tc>
+        <w:tc>
+          <w:tcPr/>
+          <w:p>
+            <w:pPr>
+              <w:pStyle w:val="Compact"/>
+            </w:pPr>
+            <w:r>
+              <w:t xml:space="preserve">Base64-encoded YARA rules</w:t>
+            </w:r>
+          </w:p>
+        </w:tc>
+      </w:tr>
+      <w:tr>
+        <w:tc>
+          <w:tcPr/>
+          <w:p>
+            <w:pPr>
+              <w:pStyle w:val="Compact"/>
+            </w:pPr>
+            <w:r>
+              <w:t xml:space="preserve">2</w:t>
+            </w:r>
+          </w:p>
+        </w:tc>
+        <w:tc>
+          <w:tcPr/>
+          <w:p>
+            <w:pPr>
+              <w:pStyle w:val="Compact"/>
+            </w:pPr>
+            <w:r>
+              <w:rPr>
+                <w:rStyle w:val="VerbatimChar"/>
+              </w:rPr>
+              <w:t xml:space="preserve">scan_folder</w:t>
+            </w:r>
+          </w:p>
+        </w:tc>
+        <w:tc>
+          <w:tcPr/>
+          <w:p>
+            <w:pPr>
+              <w:pStyle w:val="Compact"/>
+            </w:pPr>
+            <w:r>
+              <w:t xml:space="preserve">Target path, or</w:t>
+            </w:r>
+            <w:r>
+              <w:t xml:space="preserve"> </w:t>
+            </w:r>
+            <w:r>
+              <w:rPr>
+                <w:rStyle w:val="VerbatimChar"/>
+              </w:rPr>
+              <w:t xml:space="preserve">default</w:t>
+            </w:r>
+          </w:p>
+        </w:tc>
+      </w:tr>
+      <w:tr>
+        <w:tc>
+          <w:tcPr/>
+          <w:p>
+            <w:pPr>
+              <w:pStyle w:val="Compact"/>
+            </w:pPr>
+            <w:r>
+              <w:t xml:space="preserve">3</w:t>
+            </w:r>
+          </w:p>
+        </w:tc>
+        <w:tc>
+          <w:tcPr/>
+          <w:p>
+            <w:pPr>
+              <w:pStyle w:val="Compact"/>
+            </w:pPr>
+            <w:r>
+              <w:rPr>
+                <w:rStyle w:val="VerbatimChar"/>
+              </w:rPr>
+              <w:t xml:space="preserve">alert_severity</w:t>
+            </w:r>
+          </w:p>
+        </w:tc>
+        <w:tc>
+          <w:tcPr/>
+          <w:p>
+            <w:pPr>
+              <w:pStyle w:val="Compact"/>
+            </w:pPr>
+            <w:r>
+              <w:rPr>
+                <w:rStyle w:val="VerbatimChar"/>
+              </w:rPr>
+              <w:t xml:space="preserve">low</w:t>
+            </w:r>
+            <w:r>
+              <w:t xml:space="preserve"> </w:t>
+            </w:r>
+            <w:r>
+              <w:t xml:space="preserve">|</w:t>
+            </w:r>
+            <w:r>
+              <w:t xml:space="preserve"> </w:t>
+            </w:r>
+            <w:r>
+              <w:rPr>
+                <w:rStyle w:val="VerbatimChar"/>
+              </w:rPr>
+              <w:t xml:space="preserve">medium</w:t>
+            </w:r>
+            <w:r>
+              <w:t xml:space="preserve"> </w:t>
+            </w:r>
+            <w:r>
+              <w:t xml:space="preserve">|</w:t>
+            </w:r>
+            <w:r>
+              <w:t xml:space="preserve"> </w:t>
+            </w:r>
+            <w:r>
+              <w:rPr>
+                <w:rStyle w:val="VerbatimChar"/>
+              </w:rPr>
+              <w:t xml:space="preserve">high</w:t>
+            </w:r>
+          </w:p>
+        </w:tc>
+      </w:tr>
+    </w:tbl>
+    <w:p>
+      <w:pPr>
+        <w:pStyle w:val="BodyText"/>
+      </w:pPr>
+      <w:r>
+        <w:t xml:space="preserve">That is the whole per-run input list — operators fill in</w:t>
+      </w:r>
+      <w:r>
+        <w:t xml:space="preserve"> </w:t>
+      </w:r>
+      <w:r>
+        <w:rPr>
+          <w:i/>
+          <w:iCs/>
+        </w:rPr>
+        <w:t xml:space="preserve">which rules, which folder, what</w:t>
+      </w:r>
+      <w:r>
+        <w:rPr>
+          <w:i/>
+          <w:iCs/>
+        </w:rPr>
+        <w:t xml:space="preserve"> </w:t>
+      </w:r>
+      <w:r>
+        <w:rPr>
+          <w:i/>
+          <w:iCs/>
+        </w:rPr>
+        <w:t xml:space="preserve">severity</w:t>
+      </w:r>
+      <w:r>
+        <w:t xml:space="preserve">, nothing else. Everything else (alerts on/off, dataset on/off, file collection, CPU</w:t>
+      </w:r>
+      <w:r>
+        <w:t xml:space="preserve"> </w:t>
+      </w:r>
+      <w:r>
+        <w:t xml:space="preserve">throttling, sharding, tenant tag, …) is set</w:t>
+      </w:r>
+      <w:r>
+        <w:t xml:space="preserve"> </w:t>
+      </w:r>
+      <w:r>
+        <w:rPr>
+          <w:b/>
+          <w:bCs/>
+        </w:rPr>
+        <w:t xml:space="preserve">once</w:t>
+      </w:r>
+      <w:r>
+        <w:t xml:space="preserve"> </w:t>
+      </w:r>
+      <w:r>
+        <w:t xml:space="preserve">in the CUSTOMER CONFIG block at the top of</w:t>
+      </w:r>
+      <w:r>
+        <w:t xml:space="preserve"> </w:t>
+      </w:r>
+      <w:r>
+        <w:t xml:space="preserve">the script (§7.1) and travels with the uploaded script. To</w:t>
+      </w:r>
+      <w:r>
+        <w:t xml:space="preserve"> </w:t>
+      </w:r>
+      <w:r>
+        <w:rPr>
+          <w:b/>
+          <w:bCs/>
+        </w:rPr>
+        <w:t xml:space="preserve">cancel</w:t>
+      </w:r>
+      <w:r>
+        <w:t xml:space="preserve"> </w:t>
+      </w:r>
+      <w:r>
+        <w:t xml:space="preserve">a running scan, run the</w:t>
+      </w:r>
+      <w:r>
+        <w:t xml:space="preserve"> </w:t>
+      </w:r>
+      <w:r>
+        <w:t xml:space="preserve">same script with Entry Point =</w:t>
+      </w:r>
+      <w:r>
+        <w:t xml:space="preserve"> </w:t>
+      </w:r>
+      <w:r>
+        <w:rPr>
+          <w:rStyle w:val="VerbatimChar"/>
+        </w:rPr>
+        <w:t xml:space="preserve">cancel</w:t>
+      </w:r>
+      <w:r>
+        <w:t xml:space="preserve"> </w:t>
+      </w:r>
+      <w:r>
+        <w:t xml:space="preserve">(it takes no inputs).</w:t>
+      </w:r>
+    </w:p>
+    <w:bookmarkStart w:id="18" w:name="X6b5438173d7e664c9078687d0e0fe9581459b37"/>
+    <w:p>
+      <w:pPr>
+        <w:pStyle w:val="Heading2"/>
+      </w:pPr>
+      <w:r>
+        <w:t xml:space="preserve">7.1 CUSTOMER CONFIG — edit once, at the top of the script</w:t>
+      </w:r>
+    </w:p>
+    <w:p>
+      <w:pPr>
+        <w:pStyle w:val="FirstParagraph"/>
+      </w:pPr>
+      <w:r>
+        <w:t xml:space="preserve">Open</w:t>
+      </w:r>
+      <w:r>
+        <w:t xml:space="preserve"> </w:t>
+      </w:r>
+      <w:r>
+        <w:rPr>
+          <w:rStyle w:val="VerbatimChar"/>
+        </w:rPr>
+        <w:t xml:space="preserve">xdr_yara_scanner.py</w:t>
+      </w:r>
+      <w:r>
+        <w:t xml:space="preserve"> </w:t>
+      </w:r>
+      <w:r>
+        <w:t xml:space="preserve">and edit the clearly-marked</w:t>
+      </w:r>
+      <w:r>
+        <w:t xml:space="preserve"> </w:t>
+      </w:r>
+      <w:r>
+        <w:rPr>
+          <w:rStyle w:val="VerbatimChar"/>
+        </w:rPr>
+        <w:t xml:space="preserve">CUSTOMER CONFIG</w:t>
+      </w:r>
+      <w:r>
+        <w:t xml:space="preserve"> </w:t>
+      </w:r>
+      <w:r>
+        <w:t xml:space="preserve">block near the top, then</w:t>
+      </w:r>
+      <w:r>
+        <w:t xml:space="preserve"> </w:t>
+      </w:r>
+      <w:r>
+        <w:t xml:space="preserve">re-upload. These are the deployment-wide behaviour knobs (no per-run input needed):</w:t>
       </w:r>
     </w:p>
     <w:tbl>
@@ -2429,9 +2831,10 @@
         <w:tblLook w:firstRow="1" w:lastRow="0" w:firstColumn="0" w:lastColumn="0" w:noHBand="0" w:noVBand="0" w:val="0020"/>
       </w:tblPr>
       <w:tblGrid>
-        <w:gridCol w:w="2132"/>
-        <w:gridCol w:w="1827"/>
-        <w:gridCol w:w="3960"/>
+        <w:gridCol w:w="2262"/>
+        <w:gridCol w:w="1810"/>
+        <w:gridCol w:w="2036"/>
+        <w:gridCol w:w="1810"/>
       </w:tblGrid>
       <w:tr>
         <w:trPr>
@@ -2444,29 +2847,40 @@
               <w:pStyle w:val="Compact"/>
             </w:pPr>
             <w:r>
-              <w:t xml:space="preserve">Order</w:t>
-            </w:r>
-          </w:p>
-        </w:tc>
-        <w:tc>
-          <w:tcPr/>
-          <w:p>
-            <w:pPr>
-              <w:pStyle w:val="Compact"/>
-            </w:pPr>
-            <w:r>
-              <w:t xml:space="preserve">Name</w:t>
-            </w:r>
-          </w:p>
-        </w:tc>
-        <w:tc>
-          <w:tcPr/>
-          <w:p>
-            <w:pPr>
-              <w:pStyle w:val="Compact"/>
-            </w:pPr>
-            <w:r>
-              <w:t xml:space="preserve">Description</w:t>
+              <w:t xml:space="preserve">Constant</w:t>
+            </w:r>
+          </w:p>
+        </w:tc>
+        <w:tc>
+          <w:tcPr/>
+          <w:p>
+            <w:pPr>
+              <w:pStyle w:val="Compact"/>
+            </w:pPr>
+            <w:r>
+              <w:t xml:space="preserve">Values</w:t>
+            </w:r>
+          </w:p>
+        </w:tc>
+        <w:tc>
+          <w:tcPr/>
+          <w:p>
+            <w:pPr>
+              <w:pStyle w:val="Compact"/>
+            </w:pPr>
+            <w:r>
+              <w:t xml:space="preserve">Default</w:t>
+            </w:r>
+          </w:p>
+        </w:tc>
+        <w:tc>
+          <w:tcPr/>
+          <w:p>
+            <w:pPr>
+              <w:pStyle w:val="Compact"/>
+            </w:pPr>
+            <w:r>
+              <w:t xml:space="preserve">Effect</w:t>
             </w:r>
           </w:p>
         </w:tc>
@@ -2479,32 +2893,79 @@
               <w:pStyle w:val="Compact"/>
             </w:pPr>
             <w:r>
-              <w:t xml:space="preserve">1</w:t>
-            </w:r>
-          </w:p>
-        </w:tc>
-        <w:tc>
-          <w:tcPr/>
-          <w:p>
-            <w:pPr>
-              <w:pStyle w:val="Compact"/>
-            </w:pPr>
-            <w:r>
-              <w:rPr>
-                <w:rStyle w:val="VerbatimChar"/>
-              </w:rPr>
-              <w:t xml:space="preserve">yarafile</w:t>
-            </w:r>
-          </w:p>
-        </w:tc>
-        <w:tc>
-          <w:tcPr/>
-          <w:p>
-            <w:pPr>
-              <w:pStyle w:val="Compact"/>
-            </w:pPr>
-            <w:r>
-              <w:t xml:space="preserve">Base64-encoded YARA rules</w:t>
+              <w:rPr>
+                <w:rStyle w:val="VerbatimChar"/>
+              </w:rPr>
+              <w:t xml:space="preserve">CONFIG_MODE</w:t>
+            </w:r>
+          </w:p>
+        </w:tc>
+        <w:tc>
+          <w:tcPr/>
+          <w:p>
+            <w:pPr>
+              <w:pStyle w:val="Compact"/>
+            </w:pPr>
+            <w:r>
+              <w:rPr>
+                <w:rStyle w:val="VerbatimChar"/>
+              </w:rPr>
+              <w:t xml:space="preserve">scan</w:t>
+            </w:r>
+            <w:r>
+              <w:t xml:space="preserve"> </w:t>
+            </w:r>
+            <w:r>
+              <w:t xml:space="preserve">/</w:t>
+            </w:r>
+            <w:r>
+              <w:t xml:space="preserve"> </w:t>
+            </w:r>
+            <w:r>
+              <w:rPr>
+                <w:rStyle w:val="VerbatimChar"/>
+              </w:rPr>
+              <w:t xml:space="preserve">cancel</w:t>
+            </w:r>
+          </w:p>
+        </w:tc>
+        <w:tc>
+          <w:tcPr/>
+          <w:p>
+            <w:pPr>
+              <w:pStyle w:val="Compact"/>
+            </w:pPr>
+            <w:r>
+              <w:rPr>
+                <w:rStyle w:val="VerbatimChar"/>
+              </w:rPr>
+              <w:t xml:space="preserve">scan</w:t>
+            </w:r>
+          </w:p>
+        </w:tc>
+        <w:tc>
+          <w:tcPr/>
+          <w:p>
+            <w:pPr>
+              <w:pStyle w:val="Compact"/>
+            </w:pPr>
+            <w:r>
+              <w:t xml:space="preserve">Default action for the</w:t>
+            </w:r>
+            <w:r>
+              <w:t xml:space="preserve"> </w:t>
+            </w:r>
+            <w:r>
+              <w:rPr>
+                <w:rStyle w:val="VerbatimChar"/>
+              </w:rPr>
+              <w:t xml:space="preserve">main</w:t>
+            </w:r>
+            <w:r>
+              <w:t xml:space="preserve"> </w:t>
+            </w:r>
+            <w:r>
+              <w:t xml:space="preserve">entry point</w:t>
             </w:r>
           </w:p>
         </w:tc>
@@ -2517,41 +2978,58 @@
               <w:pStyle w:val="Compact"/>
             </w:pPr>
             <w:r>
-              <w:t xml:space="preserve">2</w:t>
-            </w:r>
-          </w:p>
-        </w:tc>
-        <w:tc>
-          <w:tcPr/>
-          <w:p>
-            <w:pPr>
-              <w:pStyle w:val="Compact"/>
-            </w:pPr>
-            <w:r>
-              <w:rPr>
-                <w:rStyle w:val="VerbatimChar"/>
-              </w:rPr>
-              <w:t xml:space="preserve">scan_folder</w:t>
-            </w:r>
-          </w:p>
-        </w:tc>
-        <w:tc>
-          <w:tcPr/>
-          <w:p>
-            <w:pPr>
-              <w:pStyle w:val="Compact"/>
-            </w:pPr>
-            <w:r>
-              <w:t xml:space="preserve">Target path, or</w:t>
-            </w:r>
-            <w:r>
-              <w:t xml:space="preserve"> </w:t>
-            </w:r>
-            <w:r>
-              <w:rPr>
-                <w:rStyle w:val="VerbatimChar"/>
-              </w:rPr>
-              <w:t xml:space="preserve">default</w:t>
+              <w:rPr>
+                <w:rStyle w:val="VerbatimChar"/>
+              </w:rPr>
+              <w:t xml:space="preserve">CONFIG_CREATE_ALERTS</w:t>
+            </w:r>
+          </w:p>
+        </w:tc>
+        <w:tc>
+          <w:tcPr/>
+          <w:p>
+            <w:pPr>
+              <w:pStyle w:val="Compact"/>
+            </w:pPr>
+            <w:r>
+              <w:rPr>
+                <w:rStyle w:val="VerbatimChar"/>
+              </w:rPr>
+              <w:t xml:space="preserve">True</w:t>
+            </w:r>
+            <w:r>
+              <w:t xml:space="preserve">/</w:t>
+            </w:r>
+            <w:r>
+              <w:rPr>
+                <w:rStyle w:val="VerbatimChar"/>
+              </w:rPr>
+              <w:t xml:space="preserve">False</w:t>
+            </w:r>
+          </w:p>
+        </w:tc>
+        <w:tc>
+          <w:tcPr/>
+          <w:p>
+            <w:pPr>
+              <w:pStyle w:val="Compact"/>
+            </w:pPr>
+            <w:r>
+              <w:rPr>
+                <w:rStyle w:val="VerbatimChar"/>
+              </w:rPr>
+              <w:t xml:space="preserve">True</w:t>
+            </w:r>
+          </w:p>
+        </w:tc>
+        <w:tc>
+          <w:tcPr/>
+          <w:p>
+            <w:pPr>
+              <w:pStyle w:val="Compact"/>
+            </w:pPr>
+            <w:r>
+              <w:t xml:space="preserve">Insert Parsed Alerts (→ incidents)</w:t>
             </w:r>
           </w:p>
         </w:tc>
@@ -2564,65 +3042,58 @@
               <w:pStyle w:val="Compact"/>
             </w:pPr>
             <w:r>
-              <w:t xml:space="preserve">3</w:t>
-            </w:r>
-          </w:p>
-        </w:tc>
-        <w:tc>
-          <w:tcPr/>
-          <w:p>
-            <w:pPr>
-              <w:pStyle w:val="Compact"/>
-            </w:pPr>
-            <w:r>
-              <w:rPr>
-                <w:rStyle w:val="VerbatimChar"/>
-              </w:rPr>
-              <w:t xml:space="preserve">alert_severity</w:t>
-            </w:r>
-          </w:p>
-        </w:tc>
-        <w:tc>
-          <w:tcPr/>
-          <w:p>
-            <w:pPr>
-              <w:pStyle w:val="Compact"/>
-            </w:pPr>
-            <w:r>
-              <w:rPr>
-                <w:rStyle w:val="VerbatimChar"/>
-              </w:rPr>
-              <w:t xml:space="preserve">low</w:t>
-            </w:r>
-            <w:r>
-              <w:t xml:space="preserve"> </w:t>
-            </w:r>
-            <w:r>
-              <w:t xml:space="preserve">|</w:t>
-            </w:r>
-            <w:r>
-              <w:t xml:space="preserve"> </w:t>
-            </w:r>
-            <w:r>
-              <w:rPr>
-                <w:rStyle w:val="VerbatimChar"/>
-              </w:rPr>
-              <w:t xml:space="preserve">medium</w:t>
-            </w:r>
-            <w:r>
-              <w:t xml:space="preserve"> </w:t>
-            </w:r>
-            <w:r>
-              <w:t xml:space="preserve">|</w:t>
-            </w:r>
-            <w:r>
-              <w:t xml:space="preserve"> </w:t>
-            </w:r>
-            <w:r>
-              <w:rPr>
-                <w:rStyle w:val="VerbatimChar"/>
-              </w:rPr>
-              <w:t xml:space="preserve">high</w:t>
+              <w:rPr>
+                <w:rStyle w:val="VerbatimChar"/>
+              </w:rPr>
+              <w:t xml:space="preserve">CONFIG_WRITE_DATASET</w:t>
+            </w:r>
+          </w:p>
+        </w:tc>
+        <w:tc>
+          <w:tcPr/>
+          <w:p>
+            <w:pPr>
+              <w:pStyle w:val="Compact"/>
+            </w:pPr>
+            <w:r>
+              <w:rPr>
+                <w:rStyle w:val="VerbatimChar"/>
+              </w:rPr>
+              <w:t xml:space="preserve">True</w:t>
+            </w:r>
+            <w:r>
+              <w:t xml:space="preserve">/</w:t>
+            </w:r>
+            <w:r>
+              <w:rPr>
+                <w:rStyle w:val="VerbatimChar"/>
+              </w:rPr>
+              <w:t xml:space="preserve">False</w:t>
+            </w:r>
+          </w:p>
+        </w:tc>
+        <w:tc>
+          <w:tcPr/>
+          <w:p>
+            <w:pPr>
+              <w:pStyle w:val="Compact"/>
+            </w:pPr>
+            <w:r>
+              <w:rPr>
+                <w:rStyle w:val="VerbatimChar"/>
+              </w:rPr>
+              <w:t xml:space="preserve">True</w:t>
+            </w:r>
+          </w:p>
+        </w:tc>
+        <w:tc>
+          <w:tcPr/>
+          <w:p>
+            <w:pPr>
+              <w:pStyle w:val="Compact"/>
+            </w:pPr>
+            <w:r>
+              <w:t xml:space="preserve">Write the lookup datasets</w:t>
             </w:r>
           </w:p>
         </w:tc>
@@ -2635,50 +3106,58 @@
               <w:pStyle w:val="Compact"/>
             </w:pPr>
             <w:r>
-              <w:t xml:space="preserve">4</w:t>
-            </w:r>
-          </w:p>
-        </w:tc>
-        <w:tc>
-          <w:tcPr/>
-          <w:p>
-            <w:pPr>
-              <w:pStyle w:val="Compact"/>
-            </w:pPr>
-            <w:r>
-              <w:rPr>
-                <w:rStyle w:val="VerbatimChar"/>
-              </w:rPr>
-              <w:t xml:space="preserve">mode</w:t>
-            </w:r>
-          </w:p>
-        </w:tc>
-        <w:tc>
-          <w:tcPr/>
-          <w:p>
-            <w:pPr>
-              <w:pStyle w:val="Compact"/>
-            </w:pPr>
-            <w:r>
-              <w:rPr>
-                <w:rStyle w:val="VerbatimChar"/>
-              </w:rPr>
-              <w:t xml:space="preserve">scan</w:t>
-            </w:r>
-            <w:r>
-              <w:t xml:space="preserve"> </w:t>
-            </w:r>
-            <w:r>
-              <w:t xml:space="preserve">|</w:t>
-            </w:r>
-            <w:r>
-              <w:t xml:space="preserve"> </w:t>
-            </w:r>
-            <w:r>
-              <w:rPr>
-                <w:rStyle w:val="VerbatimChar"/>
-              </w:rPr>
-              <w:t xml:space="preserve">cancel</w:t>
+              <w:rPr>
+                <w:rStyle w:val="VerbatimChar"/>
+              </w:rPr>
+              <w:t xml:space="preserve">CONFIG_COLLECT_FILES</w:t>
+            </w:r>
+          </w:p>
+        </w:tc>
+        <w:tc>
+          <w:tcPr/>
+          <w:p>
+            <w:pPr>
+              <w:pStyle w:val="Compact"/>
+            </w:pPr>
+            <w:r>
+              <w:rPr>
+                <w:rStyle w:val="VerbatimChar"/>
+              </w:rPr>
+              <w:t xml:space="preserve">True</w:t>
+            </w:r>
+            <w:r>
+              <w:t xml:space="preserve">/</w:t>
+            </w:r>
+            <w:r>
+              <w:rPr>
+                <w:rStyle w:val="VerbatimChar"/>
+              </w:rPr>
+              <w:t xml:space="preserve">False</w:t>
+            </w:r>
+          </w:p>
+        </w:tc>
+        <w:tc>
+          <w:tcPr/>
+          <w:p>
+            <w:pPr>
+              <w:pStyle w:val="Compact"/>
+            </w:pPr>
+            <w:r>
+              <w:rPr>
+                <w:rStyle w:val="VerbatimChar"/>
+              </w:rPr>
+              <w:t xml:space="preserve">False</w:t>
+            </w:r>
+          </w:p>
+        </w:tc>
+        <w:tc>
+          <w:tcPr/>
+          <w:p>
+            <w:pPr>
+              <w:pStyle w:val="Compact"/>
+            </w:pPr>
+            <w:r>
+              <w:t xml:space="preserve">Copy matched files into the evidence ZIP</w:t>
             </w:r>
           </w:p>
         </w:tc>
@@ -2691,32 +3170,94 @@
               <w:pStyle w:val="Compact"/>
             </w:pPr>
             <w:r>
-              <w:t xml:space="preserve">5</w:t>
-            </w:r>
-          </w:p>
-        </w:tc>
-        <w:tc>
-          <w:tcPr/>
-          <w:p>
-            <w:pPr>
-              <w:pStyle w:val="Compact"/>
-            </w:pPr>
-            <w:r>
-              <w:rPr>
-                <w:rStyle w:val="VerbatimChar"/>
-              </w:rPr>
-              <w:t xml:space="preserve">options</w:t>
-            </w:r>
-          </w:p>
-        </w:tc>
-        <w:tc>
-          <w:tcPr/>
-          <w:p>
-            <w:pPr>
-              <w:pStyle w:val="Compact"/>
-            </w:pPr>
-            <w:r>
-              <w:t xml:space="preserve">Compact</w:t>
+              <w:rPr>
+                <w:rStyle w:val="VerbatimChar"/>
+              </w:rPr>
+              <w:t xml:space="preserve">CONFIG_THROTTLE_MODE</w:t>
+            </w:r>
+          </w:p>
+        </w:tc>
+        <w:tc>
+          <w:tcPr/>
+          <w:p>
+            <w:pPr>
+              <w:pStyle w:val="Compact"/>
+            </w:pPr>
+            <w:r>
+              <w:rPr>
+                <w:rStyle w:val="VerbatimChar"/>
+              </w:rPr>
+              <w:t xml:space="preserve">script</w:t>
+            </w:r>
+            <w:r>
+              <w:t xml:space="preserve">/</w:t>
+            </w:r>
+            <w:r>
+              <w:rPr>
+                <w:rStyle w:val="VerbatimChar"/>
+              </w:rPr>
+              <w:t xml:space="preserve">os</w:t>
+            </w:r>
+            <w:r>
+              <w:t xml:space="preserve">/</w:t>
+            </w:r>
+            <w:r>
+              <w:rPr>
+                <w:rStyle w:val="VerbatimChar"/>
+              </w:rPr>
+              <w:t xml:space="preserve">off</w:t>
+            </w:r>
+          </w:p>
+        </w:tc>
+        <w:tc>
+          <w:tcPr/>
+          <w:p>
+            <w:pPr>
+              <w:pStyle w:val="Compact"/>
+            </w:pPr>
+            <w:r>
+              <w:rPr>
+                <w:rStyle w:val="VerbatimChar"/>
+              </w:rPr>
+              <w:t xml:space="preserve">script</w:t>
+            </w:r>
+          </w:p>
+        </w:tc>
+        <w:tc>
+          <w:tcPr/>
+          <w:p>
+            <w:pPr>
+              <w:pStyle w:val="Compact"/>
+            </w:pPr>
+            <w:r>
+              <w:t xml:space="preserve">CPU pacing strategy (§10)</w:t>
+            </w:r>
+          </w:p>
+        </w:tc>
+      </w:tr>
+      <w:tr>
+        <w:tc>
+          <w:tcPr/>
+          <w:p>
+            <w:pPr>
+              <w:pStyle w:val="Compact"/>
+            </w:pPr>
+            <w:r>
+              <w:rPr>
+                <w:rStyle w:val="VerbatimChar"/>
+              </w:rPr>
+              <w:t xml:space="preserve">CONFIG_CPU_HIGH_THRESHOLD</w:t>
+            </w:r>
+          </w:p>
+        </w:tc>
+        <w:tc>
+          <w:tcPr/>
+          <w:p>
+            <w:pPr>
+              <w:pStyle w:val="Compact"/>
+            </w:pPr>
+            <w:r>
+              <w:t xml:space="preserve">int or</w:t>
             </w:r>
             <w:r>
               <w:t xml:space="preserve"> </w:t>
@@ -2725,13 +3266,370 @@
               <w:rPr>
                 <w:rStyle w:val="VerbatimChar"/>
               </w:rPr>
+              <w:t xml:space="preserve">None</w:t>
+            </w:r>
+          </w:p>
+        </w:tc>
+        <w:tc>
+          <w:tcPr/>
+          <w:p>
+            <w:pPr>
+              <w:pStyle w:val="Compact"/>
+            </w:pPr>
+            <w:r>
+              <w:rPr>
+                <w:rStyle w:val="VerbatimChar"/>
+              </w:rPr>
+              <w:t xml:space="preserve">None</w:t>
+            </w:r>
+          </w:p>
+        </w:tc>
+        <w:tc>
+          <w:tcPr/>
+          <w:p>
+            <w:pPr>
+              <w:pStyle w:val="Compact"/>
+            </w:pPr>
+            <w:r>
+              <w:t xml:space="preserve">Pause-entry % CPU (</w:t>
+            </w:r>
+            <w:r>
+              <w:rPr>
+                <w:rStyle w:val="VerbatimChar"/>
+              </w:rPr>
+              <w:t xml:space="preserve">None</w:t>
+            </w:r>
+            <w:r>
+              <w:t xml:space="preserve"> </w:t>
+            </w:r>
+            <w:r>
+              <w:t xml:space="preserve">= profile default)</w:t>
+            </w:r>
+          </w:p>
+        </w:tc>
+      </w:tr>
+      <w:tr>
+        <w:tc>
+          <w:tcPr/>
+          <w:p>
+            <w:pPr>
+              <w:pStyle w:val="Compact"/>
+            </w:pPr>
+            <w:r>
+              <w:rPr>
+                <w:rStyle w:val="VerbatimChar"/>
+              </w:rPr>
+              <w:t xml:space="preserve">CONFIG_CPU_CRITICAL_THRESHOLD</w:t>
+            </w:r>
+          </w:p>
+        </w:tc>
+        <w:tc>
+          <w:tcPr/>
+          <w:p>
+            <w:pPr>
+              <w:pStyle w:val="Compact"/>
+            </w:pPr>
+            <w:r>
+              <w:t xml:space="preserve">int or</w:t>
+            </w:r>
+            <w:r>
+              <w:t xml:space="preserve"> </w:t>
+            </w:r>
+            <w:r>
+              <w:rPr>
+                <w:rStyle w:val="VerbatimChar"/>
+              </w:rPr>
+              <w:t xml:space="preserve">None</w:t>
+            </w:r>
+          </w:p>
+        </w:tc>
+        <w:tc>
+          <w:tcPr/>
+          <w:p>
+            <w:pPr>
+              <w:pStyle w:val="Compact"/>
+            </w:pPr>
+            <w:r>
+              <w:rPr>
+                <w:rStyle w:val="VerbatimChar"/>
+              </w:rPr>
+              <w:t xml:space="preserve">None</w:t>
+            </w:r>
+          </w:p>
+        </w:tc>
+        <w:tc>
+          <w:tcPr/>
+          <w:p>
+            <w:pPr>
+              <w:pStyle w:val="Compact"/>
+            </w:pPr>
+            <w:r>
+              <w:t xml:space="preserve">Critical % CPU (</w:t>
+            </w:r>
+            <w:r>
+              <w:rPr>
+                <w:rStyle w:val="VerbatimChar"/>
+              </w:rPr>
+              <w:t xml:space="preserve">None</w:t>
+            </w:r>
+            <w:r>
+              <w:t xml:space="preserve"> </w:t>
+            </w:r>
+            <w:r>
+              <w:t xml:space="preserve">= profile default)</w:t>
+            </w:r>
+          </w:p>
+        </w:tc>
+      </w:tr>
+      <w:tr>
+        <w:tc>
+          <w:tcPr/>
+          <w:p>
+            <w:pPr>
+              <w:pStyle w:val="Compact"/>
+            </w:pPr>
+            <w:r>
+              <w:rPr>
+                <w:rStyle w:val="VerbatimChar"/>
+              </w:rPr>
+              <w:t xml:space="preserve">CONFIG_MAX_PAUSE_SECS</w:t>
+            </w:r>
+          </w:p>
+        </w:tc>
+        <w:tc>
+          <w:tcPr/>
+          <w:p>
+            <w:pPr>
+              <w:pStyle w:val="Compact"/>
+            </w:pPr>
+            <w:r>
+              <w:t xml:space="preserve">int or</w:t>
+            </w:r>
+            <w:r>
+              <w:t xml:space="preserve"> </w:t>
+            </w:r>
+            <w:r>
+              <w:rPr>
+                <w:rStyle w:val="VerbatimChar"/>
+              </w:rPr>
+              <w:t xml:space="preserve">None</w:t>
+            </w:r>
+          </w:p>
+        </w:tc>
+        <w:tc>
+          <w:tcPr/>
+          <w:p>
+            <w:pPr>
+              <w:pStyle w:val="Compact"/>
+            </w:pPr>
+            <w:r>
+              <w:rPr>
+                <w:rStyle w:val="VerbatimChar"/>
+              </w:rPr>
+              <w:t xml:space="preserve">None</w:t>
+            </w:r>
+          </w:p>
+        </w:tc>
+        <w:tc>
+          <w:tcPr/>
+          <w:p>
+            <w:pPr>
+              <w:pStyle w:val="Compact"/>
+            </w:pPr>
+            <w:r>
+              <w:t xml:space="preserve">Cap on one continuous CPU pause</w:t>
+            </w:r>
+          </w:p>
+        </w:tc>
+      </w:tr>
+      <w:tr>
+        <w:tc>
+          <w:tcPr/>
+          <w:p>
+            <w:pPr>
+              <w:pStyle w:val="Compact"/>
+            </w:pPr>
+            <w:r>
+              <w:rPr>
+                <w:rStyle w:val="VerbatimChar"/>
+              </w:rPr>
+              <w:t xml:space="preserve">CONFIG_TENANT_ID</w:t>
+            </w:r>
+          </w:p>
+        </w:tc>
+        <w:tc>
+          <w:tcPr/>
+          <w:p>
+            <w:pPr>
+              <w:pStyle w:val="Compact"/>
+            </w:pPr>
+            <w:r>
+              <w:t xml:space="preserve">string</w:t>
+            </w:r>
+          </w:p>
+        </w:tc>
+        <w:tc>
+          <w:tcPr/>
+          <w:p>
+            <w:pPr>
+              <w:pStyle w:val="Compact"/>
+            </w:pPr>
+            <w:r>
+              <w:rPr>
+                <w:rStyle w:val="VerbatimChar"/>
+              </w:rPr>
+              <w:t xml:space="preserve">""</w:t>
+            </w:r>
+          </w:p>
+        </w:tc>
+        <w:tc>
+          <w:tcPr/>
+          <w:p>
+            <w:pPr>
+              <w:pStyle w:val="Compact"/>
+            </w:pPr>
+            <w:r>
+              <w:t xml:space="preserve">Tenant tag (</w:t>
+            </w:r>
+            <w:r>
+              <w:rPr>
+                <w:rStyle w:val="VerbatimChar"/>
+              </w:rPr>
+              <w:t xml:space="preserve">""</w:t>
+            </w:r>
+            <w:r>
+              <w:t xml:space="preserve"> </w:t>
+            </w:r>
+            <w:r>
+              <w:t xml:space="preserve">= derive from API URL)</w:t>
+            </w:r>
+          </w:p>
+        </w:tc>
+      </w:tr>
+      <w:tr>
+        <w:tc>
+          <w:tcPr/>
+          <w:p>
+            <w:pPr>
+              <w:pStyle w:val="Compact"/>
+            </w:pPr>
+            <w:r>
+              <w:rPr>
+                <w:rStyle w:val="VerbatimChar"/>
+              </w:rPr>
+              <w:t xml:space="preserve">CONFIG_LOOKUP_SHARD</w:t>
+            </w:r>
+          </w:p>
+        </w:tc>
+        <w:tc>
+          <w:tcPr/>
+          <w:p>
+            <w:pPr>
+              <w:pStyle w:val="Compact"/>
+            </w:pPr>
+            <w:r>
+              <w:rPr>
+                <w:rStyle w:val="VerbatimChar"/>
+              </w:rPr>
+              <w:t xml:space="preserve">endpoint</w:t>
+            </w:r>
+            <w:r>
+              <w:t xml:space="preserve">/</w:t>
+            </w:r>
+            <w:r>
+              <w:rPr>
+                <w:rStyle w:val="VerbatimChar"/>
+              </w:rPr>
+              <w:t xml:space="preserve">none</w:t>
+            </w:r>
+            <w:r>
+              <w:t xml:space="preserve">/</w:t>
+            </w:r>
+            <w:r>
+              <w:rPr>
+                <w:rStyle w:val="VerbatimChar"/>
+              </w:rPr>
+              <w:t xml:space="preserve">&lt;label&gt;</w:t>
+            </w:r>
+          </w:p>
+        </w:tc>
+        <w:tc>
+          <w:tcPr/>
+          <w:p>
+            <w:pPr>
+              <w:pStyle w:val="Compact"/>
+            </w:pPr>
+            <w:r>
+              <w:rPr>
+                <w:rStyle w:val="VerbatimChar"/>
+              </w:rPr>
+              <w:t xml:space="preserve">endpoint</w:t>
+            </w:r>
+          </w:p>
+        </w:tc>
+        <w:tc>
+          <w:tcPr/>
+          <w:p>
+            <w:pPr>
+              <w:pStyle w:val="Compact"/>
+            </w:pPr>
+            <w:r>
+              <w:t xml:space="preserve">Dataset sharding (§11)</w:t>
+            </w:r>
+          </w:p>
+        </w:tc>
+      </w:tr>
+      <w:tr>
+        <w:tc>
+          <w:tcPr/>
+          <w:p>
+            <w:pPr>
+              <w:pStyle w:val="Compact"/>
+            </w:pPr>
+            <w:r>
+              <w:rPr>
+                <w:rStyle w:val="VerbatimChar"/>
+              </w:rPr>
+              <w:t xml:space="preserve">CONFIG_OPTIONS</w:t>
+            </w:r>
+          </w:p>
+        </w:tc>
+        <w:tc>
+          <w:tcPr/>
+          <w:p>
+            <w:pPr>
+              <w:pStyle w:val="Compact"/>
+            </w:pPr>
+            <w:r>
+              <w:rPr>
+                <w:rStyle w:val="VerbatimChar"/>
+              </w:rPr>
               <w:t xml:space="preserve">key=value,key=value</w:t>
             </w:r>
-            <w:r>
-              <w:t xml:space="preserve"> </w:t>
-            </w:r>
-            <w:r>
-              <w:t xml:space="preserve">runtime options (below)</w:t>
+          </w:p>
+        </w:tc>
+        <w:tc>
+          <w:tcPr/>
+          <w:p>
+            <w:pPr>
+              <w:pStyle w:val="Compact"/>
+            </w:pPr>
+            <w:r>
+              <w:rPr>
+                <w:rStyle w:val="VerbatimChar"/>
+              </w:rPr>
+              <w:t xml:space="preserve">""</w:t>
+            </w:r>
+          </w:p>
+        </w:tc>
+        <w:tc>
+          <w:tcPr/>
+          <w:p>
+            <w:pPr>
+              <w:pStyle w:val="Compact"/>
+            </w:pPr>
+            <w:r>
+              <w:t xml:space="preserve">Rarely-needed extra overrides applied every run</w:t>
             </w:r>
           </w:p>
         </w:tc>
@@ -2742,52 +3640,22 @@
         <w:pStyle w:val="BlockText"/>
       </w:pPr>
       <w:r>
-        <w:t xml:space="preserve">The parameter set must match exactly —</w:t>
-      </w:r>
-      <w:r>
-        <w:t xml:space="preserve"> </w:t>
-      </w:r>
-      <w:r>
-        <w:rPr>
-          <w:rStyle w:val="VerbatimChar"/>
-        </w:rPr>
-        <w:t xml:space="preserve">run_script</w:t>
-      </w:r>
-      <w:r>
-        <w:t xml:space="preserve"> </w:t>
-      </w:r>
-      <w:r>
-        <w:t xml:space="preserve">/</w:t>
-      </w:r>
-      <w:r>
-        <w:t xml:space="preserve"> </w:t>
-      </w:r>
-      <w:r>
-        <w:rPr>
-          <w:rStyle w:val="VerbatimChar"/>
-        </w:rPr>
-        <w:t xml:space="preserve">core-script-run</w:t>
-      </w:r>
-      <w:r>
-        <w:t xml:space="preserve"> </w:t>
-      </w:r>
-      <w:r>
-        <w:t xml:space="preserve">rejects a</w:t>
-      </w:r>
-      <w:r>
-        <w:t xml:space="preserve"> </w:t>
-      </w:r>
-      <w:r>
-        <w:t xml:space="preserve">parameter set that doesn’t match the script’s defined inputs.</w:t>
-      </w:r>
-    </w:p>
-    <w:bookmarkStart w:id="18" w:name="runtime-options-reference"/>
-    <w:p>
-      <w:pPr>
-        <w:pStyle w:val="Heading2"/>
-      </w:pPr>
-      <w:r>
-        <w:t xml:space="preserve">7.1 Runtime</w:t>
+        <w:t xml:space="preserve">Advanced / automation only: the internal</w:t>
+      </w:r>
+      <w:r>
+        <w:t xml:space="preserve"> </w:t>
+      </w:r>
+      <w:r>
+        <w:rPr>
+          <w:rStyle w:val="VerbatimChar"/>
+        </w:rPr>
+        <w:t xml:space="preserve">run(...)</w:t>
+      </w:r>
+      <w:r>
+        <w:t xml:space="preserve"> </w:t>
+      </w:r>
+      <w:r>
+        <w:t xml:space="preserve">API and the CLI still accept a per-run</w:t>
       </w:r>
       <w:r>
         <w:t xml:space="preserve"> </w:t>
@@ -2802,518 +3670,44 @@
         <w:t xml:space="preserve"> </w:t>
       </w:r>
       <w:r>
-        <w:t xml:space="preserve">reference</w:t>
-      </w:r>
-    </w:p>
-    <w:p>
-      <w:pPr>
-        <w:pStyle w:val="FirstParagraph"/>
-      </w:pPr>
-      <w:r>
-        <w:t xml:space="preserve">Pass as</w:t>
-      </w:r>
-      <w:r>
-        <w:t xml:space="preserve"> </w:t>
-      </w:r>
-      <w:r>
-        <w:rPr>
-          <w:rStyle w:val="VerbatimChar"/>
-        </w:rPr>
-        <w:t xml:space="preserve">key=value,key=value</w:t>
-      </w:r>
-      <w:r>
-        <w:t xml:space="preserve"> </w:t>
-      </w:r>
-      <w:r>
-        <w:t xml:space="preserve">(all optional):</w:t>
-      </w:r>
-    </w:p>
-    <w:tbl>
-      <w:tblPr>
-        <w:tblStyle w:val="Table"/>
-        <w:tblW w:type="pct" w:w="5000"/>
-        <w:tblLayout w:type="fixed"/>
-        <w:tblLook w:firstRow="1" w:lastRow="0" w:firstColumn="0" w:lastColumn="0" w:noHBand="0" w:noVBand="0" w:val="0020"/>
-      </w:tblPr>
-      <w:tblGrid>
-        <w:gridCol w:w="1920"/>
-        <w:gridCol w:w="1920"/>
-        <w:gridCol w:w="2160"/>
-        <w:gridCol w:w="1920"/>
-      </w:tblGrid>
-      <w:tr>
-        <w:trPr>
-          <w:tblHeader w:val="on"/>
-        </w:trPr>
-        <w:tc>
-          <w:tcPr/>
-          <w:p>
-            <w:pPr>
-              <w:pStyle w:val="Compact"/>
-            </w:pPr>
-            <w:r>
-              <w:t xml:space="preserve">Option</w:t>
-            </w:r>
-          </w:p>
-        </w:tc>
-        <w:tc>
-          <w:tcPr/>
-          <w:p>
-            <w:pPr>
-              <w:pStyle w:val="Compact"/>
-            </w:pPr>
-            <w:r>
-              <w:t xml:space="preserve">Values</w:t>
-            </w:r>
-          </w:p>
-        </w:tc>
-        <w:tc>
-          <w:tcPr/>
-          <w:p>
-            <w:pPr>
-              <w:pStyle w:val="Compact"/>
-            </w:pPr>
-            <w:r>
-              <w:t xml:space="preserve">Default</w:t>
-            </w:r>
-          </w:p>
-        </w:tc>
-        <w:tc>
-          <w:tcPr/>
-          <w:p>
-            <w:pPr>
-              <w:pStyle w:val="Compact"/>
-            </w:pPr>
-            <w:r>
-              <w:t xml:space="preserve">Effect</w:t>
-            </w:r>
-          </w:p>
-        </w:tc>
-      </w:tr>
-      <w:tr>
-        <w:tc>
-          <w:tcPr/>
-          <w:p>
-            <w:pPr>
-              <w:pStyle w:val="Compact"/>
-            </w:pPr>
-            <w:r>
-              <w:rPr>
-                <w:rStyle w:val="VerbatimChar"/>
-              </w:rPr>
-              <w:t xml:space="preserve">create_alerts</w:t>
-            </w:r>
-          </w:p>
-        </w:tc>
-        <w:tc>
-          <w:tcPr/>
-          <w:p>
-            <w:pPr>
-              <w:pStyle w:val="Compact"/>
-            </w:pPr>
-            <w:r>
-              <w:t xml:space="preserve">true/false</w:t>
-            </w:r>
-          </w:p>
-        </w:tc>
-        <w:tc>
-          <w:tcPr/>
-          <w:p>
-            <w:pPr>
-              <w:pStyle w:val="Compact"/>
-            </w:pPr>
-            <w:r>
-              <w:t xml:space="preserve">true</w:t>
-            </w:r>
-          </w:p>
-        </w:tc>
-        <w:tc>
-          <w:tcPr/>
-          <w:p>
-            <w:pPr>
-              <w:pStyle w:val="Compact"/>
-            </w:pPr>
-            <w:r>
-              <w:t xml:space="preserve">Insert Parsed Alerts (→ incidents)</w:t>
-            </w:r>
-          </w:p>
-        </w:tc>
-      </w:tr>
-      <w:tr>
-        <w:tc>
-          <w:tcPr/>
-          <w:p>
-            <w:pPr>
-              <w:pStyle w:val="Compact"/>
-            </w:pPr>
-            <w:r>
-              <w:rPr>
-                <w:rStyle w:val="VerbatimChar"/>
-              </w:rPr>
-              <w:t xml:space="preserve">write_dataset</w:t>
-            </w:r>
-          </w:p>
-        </w:tc>
-        <w:tc>
-          <w:tcPr/>
-          <w:p>
-            <w:pPr>
-              <w:pStyle w:val="Compact"/>
-            </w:pPr>
-            <w:r>
-              <w:t xml:space="preserve">true/false</w:t>
-            </w:r>
-          </w:p>
-        </w:tc>
-        <w:tc>
-          <w:tcPr/>
-          <w:p>
-            <w:pPr>
-              <w:pStyle w:val="Compact"/>
-            </w:pPr>
-            <w:r>
-              <w:t xml:space="preserve">true</w:t>
-            </w:r>
-          </w:p>
-        </w:tc>
-        <w:tc>
-          <w:tcPr/>
-          <w:p>
-            <w:pPr>
-              <w:pStyle w:val="Compact"/>
-            </w:pPr>
-            <w:r>
-              <w:t xml:space="preserve">Write to the lookup datasets</w:t>
-            </w:r>
-          </w:p>
-        </w:tc>
-      </w:tr>
-      <w:tr>
-        <w:tc>
-          <w:tcPr/>
-          <w:p>
-            <w:pPr>
-              <w:pStyle w:val="Compact"/>
-            </w:pPr>
-            <w:r>
-              <w:rPr>
-                <w:rStyle w:val="VerbatimChar"/>
-              </w:rPr>
-              <w:t xml:space="preserve">collect_files</w:t>
-            </w:r>
-          </w:p>
-        </w:tc>
-        <w:tc>
-          <w:tcPr/>
-          <w:p>
-            <w:pPr>
-              <w:pStyle w:val="Compact"/>
-            </w:pPr>
-            <w:r>
-              <w:t xml:space="preserve">true/false</w:t>
-            </w:r>
-          </w:p>
-        </w:tc>
-        <w:tc>
-          <w:tcPr/>
-          <w:p>
-            <w:pPr>
-              <w:pStyle w:val="Compact"/>
-            </w:pPr>
-            <w:r>
-              <w:rPr>
-                <w:b/>
-                <w:bCs/>
-              </w:rPr>
-              <w:t xml:space="preserve">false</w:t>
-            </w:r>
-          </w:p>
-        </w:tc>
-        <w:tc>
-          <w:tcPr/>
-          <w:p>
-            <w:pPr>
-              <w:pStyle w:val="Compact"/>
-            </w:pPr>
-            <w:r>
-              <w:t xml:space="preserve">Copy matched files into the evidence ZIP</w:t>
-            </w:r>
-          </w:p>
-        </w:tc>
-      </w:tr>
-      <w:tr>
-        <w:tc>
-          <w:tcPr/>
-          <w:p>
-            <w:pPr>
-              <w:pStyle w:val="Compact"/>
-            </w:pPr>
-            <w:r>
-              <w:rPr>
-                <w:rStyle w:val="VerbatimChar"/>
-              </w:rPr>
-              <w:t xml:space="preserve">throttle_mode</w:t>
-            </w:r>
-          </w:p>
-        </w:tc>
-        <w:tc>
-          <w:tcPr/>
-          <w:p>
-            <w:pPr>
-              <w:pStyle w:val="Compact"/>
-            </w:pPr>
-            <w:r>
-              <w:t xml:space="preserve">script/os/off</w:t>
-            </w:r>
-          </w:p>
-        </w:tc>
-        <w:tc>
-          <w:tcPr/>
-          <w:p>
-            <w:pPr>
-              <w:pStyle w:val="Compact"/>
-            </w:pPr>
-            <w:r>
-              <w:t xml:space="preserve">script</w:t>
-            </w:r>
-          </w:p>
-        </w:tc>
-        <w:tc>
-          <w:tcPr/>
-          <w:p>
-            <w:pPr>
-              <w:pStyle w:val="Compact"/>
-            </w:pPr>
-            <w:r>
-              <w:t xml:space="preserve">CPU pacing strategy (§10)</w:t>
-            </w:r>
-          </w:p>
-        </w:tc>
-      </w:tr>
-      <w:tr>
-        <w:tc>
-          <w:tcPr/>
-          <w:p>
-            <w:pPr>
-              <w:pStyle w:val="Compact"/>
-            </w:pPr>
-            <w:r>
-              <w:rPr>
-                <w:rStyle w:val="VerbatimChar"/>
-              </w:rPr>
-              <w:t xml:space="preserve">cpu_high_threshold</w:t>
-            </w:r>
-          </w:p>
-        </w:tc>
-        <w:tc>
-          <w:tcPr/>
-          <w:p>
-            <w:pPr>
-              <w:pStyle w:val="Compact"/>
-            </w:pPr>
-            <w:r>
-              <w:t xml:space="preserve">1–100</w:t>
-            </w:r>
-          </w:p>
-        </w:tc>
-        <w:tc>
-          <w:tcPr/>
-          <w:p>
-            <w:pPr>
-              <w:pStyle w:val="Compact"/>
-            </w:pPr>
-            <w:r>
-              <w:t xml:space="preserve">80</w:t>
-            </w:r>
-          </w:p>
-        </w:tc>
-        <w:tc>
-          <w:tcPr/>
-          <w:p>
-            <w:pPr>
-              <w:pStyle w:val="Compact"/>
-            </w:pPr>
-            <w:r>
-              <w:t xml:space="preserve">Pause-entry threshold (% system CPU)</w:t>
-            </w:r>
-          </w:p>
-        </w:tc>
-      </w:tr>
-      <w:tr>
-        <w:tc>
-          <w:tcPr/>
-          <w:p>
-            <w:pPr>
-              <w:pStyle w:val="Compact"/>
-            </w:pPr>
-            <w:r>
-              <w:rPr>
-                <w:rStyle w:val="VerbatimChar"/>
-              </w:rPr>
-              <w:t xml:space="preserve">cpu_critical_threshold</w:t>
-            </w:r>
-          </w:p>
-        </w:tc>
-        <w:tc>
-          <w:tcPr/>
-          <w:p>
-            <w:pPr>
-              <w:pStyle w:val="Compact"/>
-            </w:pPr>
-            <w:r>
-              <w:t xml:space="preserve">1–100</w:t>
-            </w:r>
-          </w:p>
-        </w:tc>
-        <w:tc>
-          <w:tcPr/>
-          <w:p>
-            <w:pPr>
-              <w:pStyle w:val="Compact"/>
-            </w:pPr>
-            <w:r>
-              <w:t xml:space="preserve">90</w:t>
-            </w:r>
-          </w:p>
-        </w:tc>
-        <w:tc>
-          <w:tcPr/>
-          <w:p>
-            <w:pPr>
-              <w:pStyle w:val="Compact"/>
-            </w:pPr>
-            <w:r>
-              <w:t xml:space="preserve">Critical threshold</w:t>
-            </w:r>
-          </w:p>
-        </w:tc>
-      </w:tr>
-      <w:tr>
-        <w:tc>
-          <w:tcPr/>
-          <w:p>
-            <w:pPr>
-              <w:pStyle w:val="Compact"/>
-            </w:pPr>
-            <w:r>
-              <w:rPr>
-                <w:rStyle w:val="VerbatimChar"/>
-              </w:rPr>
-              <w:t xml:space="preserve">max_pause_secs</w:t>
-            </w:r>
-          </w:p>
-        </w:tc>
-        <w:tc>
-          <w:tcPr/>
-          <w:p>
-            <w:pPr>
-              <w:pStyle w:val="Compact"/>
-            </w:pPr>
-            <w:r>
-              <w:t xml:space="preserve">≥0 (</w:t>
-            </w:r>
-            <w:r>
-              <w:rPr>
-                <w:rStyle w:val="VerbatimChar"/>
-              </w:rPr>
-              <w:t xml:space="preserve">0</w:t>
-            </w:r>
-            <w:r>
-              <w:t xml:space="preserve">=unbounded)</w:t>
-            </w:r>
-          </w:p>
-        </w:tc>
-        <w:tc>
-          <w:tcPr/>
-          <w:p>
-            <w:pPr>
-              <w:pStyle w:val="Compact"/>
-            </w:pPr>
-            <w:r>
-              <w:t xml:space="preserve">300</w:t>
-            </w:r>
-          </w:p>
-        </w:tc>
-        <w:tc>
-          <w:tcPr/>
-          <w:p>
-            <w:pPr>
-              <w:pStyle w:val="Compact"/>
-            </w:pPr>
-            <w:r>
-              <w:t xml:space="preserve">Cap on one continuous CPU pause</w:t>
-            </w:r>
-          </w:p>
-        </w:tc>
-      </w:tr>
-      <w:tr>
-        <w:tc>
-          <w:tcPr/>
-          <w:p>
-            <w:pPr>
-              <w:pStyle w:val="Compact"/>
-            </w:pPr>
-            <w:r>
-              <w:rPr>
-                <w:rStyle w:val="VerbatimChar"/>
-              </w:rPr>
-              <w:t xml:space="preserve">tenant_id</w:t>
-            </w:r>
-          </w:p>
-        </w:tc>
-        <w:tc>
-          <w:tcPr/>
-          <w:p>
-            <w:pPr>
-              <w:pStyle w:val="Compact"/>
-            </w:pPr>
-            <w:r>
-              <w:t xml:space="preserve">string</w:t>
-            </w:r>
-          </w:p>
-        </w:tc>
-        <w:tc>
-          <w:tcPr/>
-          <w:p>
-            <w:pPr>
-              <w:pStyle w:val="Compact"/>
-            </w:pPr>
-            <w:r>
-              <w:t xml:space="preserve">derived</w:t>
-            </w:r>
-          </w:p>
-        </w:tc>
-        <w:tc>
-          <w:tcPr/>
-          <w:p>
-            <w:pPr>
-              <w:pStyle w:val="Compact"/>
-            </w:pPr>
-            <w:r>
-              <w:t xml:space="preserve">Override the tenant slug</w:t>
-            </w:r>
-          </w:p>
-        </w:tc>
-      </w:tr>
-    </w:tbl>
-    <w:p>
-      <w:pPr>
-        <w:pStyle w:val="BodyText"/>
-      </w:pPr>
-      <w:r>
-        <w:t xml:space="preserve">Example:</w:t>
-      </w:r>
-      <w:r>
-        <w:t xml:space="preserve"> </w:t>
-      </w:r>
-      <w:r>
-        <w:rPr>
-          <w:rStyle w:val="VerbatimChar"/>
-        </w:rPr>
-        <w:t xml:space="preserve">create_alerts=false,throttle_mode=os,collect_files=true</w:t>
-      </w:r>
-      <w:r>
-        <w:t xml:space="preserve">.</w:t>
+        <w:t xml:space="preserve">string that overrides any constant above — but the Action Center</w:t>
+      </w:r>
+      <w:r>
+        <w:t xml:space="preserve"> </w:t>
+      </w:r>
+      <w:r>
+        <w:rPr>
+          <w:rStyle w:val="VerbatimChar"/>
+        </w:rPr>
+        <w:t xml:space="preserve">main</w:t>
+      </w:r>
+      <w:r>
+        <w:t xml:space="preserve"> </w:t>
+      </w:r>
+      <w:r>
+        <w:t xml:space="preserve">entry point</w:t>
+      </w:r>
+      <w:r>
+        <w:t xml:space="preserve"> </w:t>
+      </w:r>
+      <w:r>
+        <w:t xml:space="preserve">deliberately does</w:t>
+      </w:r>
+      <w:r>
+        <w:t xml:space="preserve"> </w:t>
+      </w:r>
+      <w:r>
+        <w:rPr>
+          <w:b/>
+          <w:bCs/>
+        </w:rPr>
+        <w:t xml:space="preserve">not</w:t>
+      </w:r>
+      <w:r>
+        <w:t xml:space="preserve"> </w:t>
+      </w:r>
+      <w:r>
+        <w:t xml:space="preserve">expose it, so operators aren’t faced with a long input list.</w:t>
       </w:r>
     </w:p>
     <w:p>
@@ -6468,18 +6862,51 @@
               <w:pStyle w:val="Compact"/>
             </w:pPr>
             <w:r>
-              <w:t xml:space="preserve">Library script inputs don’t match</w:t>
-            </w:r>
-          </w:p>
-        </w:tc>
-        <w:tc>
-          <w:tcPr/>
-          <w:p>
-            <w:pPr>
-              <w:pStyle w:val="Compact"/>
-            </w:pPr>
-            <w:r>
-              <w:t xml:space="preserve">The library script must define exactly the 5 inputs in order (§7).</w:t>
+              <w:t xml:space="preserve">Library script inputs don’t match the entry point</w:t>
+            </w:r>
+          </w:p>
+        </w:tc>
+        <w:tc>
+          <w:tcPr/>
+          <w:p>
+            <w:pPr>
+              <w:pStyle w:val="Compact"/>
+            </w:pPr>
+            <w:r>
+              <w:t xml:space="preserve">With Entry Point</w:t>
+            </w:r>
+            <w:r>
+              <w:t xml:space="preserve"> </w:t>
+            </w:r>
+            <w:r>
+              <w:rPr>
+                <w:rStyle w:val="VerbatimChar"/>
+              </w:rPr>
+              <w:t xml:space="preserve">main</w:t>
+            </w:r>
+            <w:r>
+              <w:t xml:space="preserve">, pass only the 3 inputs in §7 (</w:t>
+            </w:r>
+            <w:r>
+              <w:rPr>
+                <w:rStyle w:val="VerbatimChar"/>
+              </w:rPr>
+              <w:t xml:space="preserve">yarafile, scan_folder, alert_severity</w:t>
+            </w:r>
+            <w:r>
+              <w:t xml:space="preserve">); with Entry Point</w:t>
+            </w:r>
+            <w:r>
+              <w:t xml:space="preserve"> </w:t>
+            </w:r>
+            <w:r>
+              <w:rPr>
+                <w:rStyle w:val="VerbatimChar"/>
+              </w:rPr>
+              <w:t xml:space="preserve">cancel</w:t>
+            </w:r>
+            <w:r>
+              <w:t xml:space="preserve">, pass none.</w:t>
             </w:r>
           </w:p>
         </w:tc>
